--- a/public/resume.docx
+++ b/public/resume.docx
@@ -1,9 +1,10 @@
 
 <file path=word/document.xml><?xml version="1.0" encoding="utf-8"?>
-<w:document xmlns:wpc="http://schemas.microsoft.com/office/word/2010/wordprocessingCanvas" xmlns:cx="http://schemas.microsoft.com/office/drawing/2014/chartex" xmlns:cx1="http://schemas.microsoft.com/office/drawing/2015/9/8/chartex" xmlns:cx2="http://schemas.microsoft.com/office/drawing/2015/10/21/chartex" xmlns:cx3="http://schemas.microsoft.com/office/drawing/2016/5/9/chartex" xmlns:cx4="http://schemas.microsoft.com/office/drawing/2016/5/10/chartex" xmlns:cx5="http://schemas.microsoft.com/office/drawing/2016/5/11/chartex" xmlns:cx6="http://schemas.microsoft.com/office/drawing/2016/5/12/chartex" xmlns:cx7="http://schemas.microsoft.com/office/drawing/2016/5/13/chartex" xmlns:cx8="http://schemas.microsoft.com/office/drawing/2016/5/14/chartex" xmlns:mc="http://schemas.openxmlformats.org/markup-compatibility/2006" xmlns:aink="http://schemas.microsoft.com/office/drawing/2016/ink" xmlns:am3d="http://schemas.microsoft.com/office/drawing/2017/model3d" xmlns:o="urn:schemas-microsoft-com:office:office" xmlns:oel="http://schemas.microsoft.com/office/2019/extlst" xmlns:r="http://schemas.openxmlformats.org/officeDocument/2006/relationships" xmlns:m="http://schemas.openxmlformats.org/officeDocument/2006/math" xmlns:v="urn:schemas-microsoft-com:vml" xmlns:wp14="http://schemas.microsoft.com/office/word/2010/wordprocessingDrawing" xmlns:wp="http://schemas.openxmlformats.org/drawingml/2006/wordprocessingDrawing" xmlns:w10="urn:schemas-microsoft-com:office:word" xmlns:w="http://schemas.openxmlformats.org/wordprocessingml/2006/main" xmlns:w14="http://schemas.microsoft.com/office/word/2010/wordml" xmlns:w15="http://schemas.microsoft.com/office/word/2012/wordml" xmlns:w16cei="http://schemas.microsoft.com/office/word/2026/wordml/cei" xmlns:w16cex="http://schemas.microsoft.com/office/word/2018/wordml/cex" xmlns:w16cid="http://schemas.microsoft.com/office/word/2016/wordml/cid" xmlns:w16="http://schemas.microsoft.com/office/word/2018/wordml" xmlns:w16du="http://schemas.microsoft.com/office/word/2023/wordml/word16du" xmlns:w16sdtdh="http://schemas.microsoft.com/office/word/2020/wordml/sdtdatahash" xmlns:w16sdtfl="http://schemas.microsoft.com/office/word/2024/wordml/sdtformatlock" xmlns:w16se="http://schemas.microsoft.com/office/word/2015/wordml/symex" xmlns:wpg="http://schemas.microsoft.com/office/word/2010/wordprocessingGroup" xmlns:wpi="http://schemas.microsoft.com/office/word/2010/wordprocessingInk" xmlns:wne="http://schemas.microsoft.com/office/word/2006/wordml" xmlns:wps="http://schemas.microsoft.com/office/word/2010/wordprocessingShape" mc:Ignorable="w14 w15 w16se w16cid w16 w16cex w16sdtdh w16sdtfl w16du wp14">
+<w:document xmlns:wpc="http://schemas.microsoft.com/office/word/2010/wordprocessingCanvas" xmlns:cx="http://schemas.microsoft.com/office/drawing/2014/chartex" xmlns:cx1="http://schemas.microsoft.com/office/drawing/2015/9/8/chartex" xmlns:cx2="http://schemas.microsoft.com/office/drawing/2015/10/21/chartex" xmlns:cx3="http://schemas.microsoft.com/office/drawing/2016/5/9/chartex" xmlns:cx4="http://schemas.microsoft.com/office/drawing/2016/5/10/chartex" xmlns:cx5="http://schemas.microsoft.com/office/drawing/2016/5/11/chartex" xmlns:cx6="http://schemas.microsoft.com/office/drawing/2016/5/12/chartex" xmlns:cx7="http://schemas.microsoft.com/office/drawing/2016/5/13/chartex" xmlns:cx8="http://schemas.microsoft.com/office/drawing/2016/5/14/chartex" xmlns:mc="http://schemas.openxmlformats.org/markup-compatibility/2006" xmlns:aink="http://schemas.microsoft.com/office/drawing/2016/ink" xmlns:am3d="http://schemas.microsoft.com/office/drawing/2017/model3d" xmlns:o="urn:schemas-microsoft-com:office:office" xmlns:oel="http://schemas.microsoft.com/office/2019/extlst" xmlns:r="http://schemas.openxmlformats.org/officeDocument/2006/relationships" xmlns:m="http://schemas.openxmlformats.org/officeDocument/2006/math" xmlns:v="urn:schemas-microsoft-com:vml" xmlns:wp14="http://schemas.microsoft.com/office/word/2010/wordprocessingDrawing" xmlns:wp="http://schemas.openxmlformats.org/drawingml/2006/wordprocessingDrawing" xmlns:w10="urn:schemas-microsoft-com:office:word" xmlns:w="http://schemas.openxmlformats.org/wordprocessingml/2006/main" xmlns:w14="http://schemas.microsoft.com/office/word/2010/wordml" xmlns:w15="http://schemas.microsoft.com/office/word/2012/wordml" xmlns:w16cex="http://schemas.microsoft.com/office/word/2018/wordml/cex" xmlns:w16cid="http://schemas.microsoft.com/office/word/2016/wordml/cid" xmlns:w16="http://schemas.microsoft.com/office/word/2018/wordml" xmlns:w16du="http://schemas.microsoft.com/office/word/2023/wordml/word16du" xmlns:w16sdtdh="http://schemas.microsoft.com/office/word/2020/wordml/sdtdatahash" xmlns:w16sdtfl="http://schemas.microsoft.com/office/word/2024/wordml/sdtformatlock" xmlns:w16se="http://schemas.microsoft.com/office/word/2015/wordml/symex" xmlns:wpg="http://schemas.microsoft.com/office/word/2010/wordprocessingGroup" xmlns:wpi="http://schemas.microsoft.com/office/word/2010/wordprocessingInk" xmlns:wne="http://schemas.microsoft.com/office/word/2006/wordml" xmlns:wps="http://schemas.microsoft.com/office/word/2010/wordprocessingShape" mc:Ignorable="w14 w15 w16se w16cid w16 w16cex w16sdtdh w16sdtfl w16du wp14">
   <w:body>
     <w:tbl>
       <w:tblPr>
+        <w:tblpPr w:leftFromText="180" w:rightFromText="180" w:horzAnchor="margin" w:tblpY="-500"/>
         <w:tblW w:w="10500" w:type="dxa"/>
         <w:tblBorders>
           <w:top w:val="none" w:sz="0" w:space="0" w:color="FFFFFF"/>
@@ -175,22 +176,22 @@
                 <w:noProof/>
               </w:rPr>
               <w:drawing>
-                <wp:anchor distT="0" distB="0" distL="114300" distR="114300" simplePos="0" relativeHeight="251658240" behindDoc="1" locked="0" layoutInCell="1" allowOverlap="1" wp14:anchorId="6DC6A3A1" wp14:editId="3EB5D7B8">
+                <wp:anchor distT="0" distB="0" distL="114300" distR="114300" simplePos="0" relativeHeight="251658240" behindDoc="1" locked="0" layoutInCell="1" allowOverlap="1" wp14:anchorId="6DC6A3A1" wp14:editId="4449EF71">
                   <wp:simplePos x="0" y="0"/>
                   <wp:positionH relativeFrom="column">
-                    <wp:posOffset>181610</wp:posOffset>
+                    <wp:posOffset>184150</wp:posOffset>
                   </wp:positionH>
                   <wp:positionV relativeFrom="paragraph">
                     <wp:posOffset>-1021715</wp:posOffset>
                   </wp:positionV>
-                  <wp:extent cx="828040" cy="1035050"/>
+                  <wp:extent cx="827405" cy="1034415"/>
                   <wp:effectExtent l="0" t="0" r="0" b="0"/>
                   <wp:wrapTight wrapText="bothSides">
                     <wp:wrapPolygon edited="0">
                       <wp:start x="0" y="0"/>
-                      <wp:lineTo x="0" y="21070"/>
-                      <wp:lineTo x="20871" y="21070"/>
-                      <wp:lineTo x="20871" y="0"/>
+                      <wp:lineTo x="0" y="21083"/>
+                      <wp:lineTo x="20887" y="21083"/>
+                      <wp:lineTo x="20887" y="0"/>
                       <wp:lineTo x="0" y="0"/>
                     </wp:wrapPolygon>
                   </wp:wrapTight>
@@ -222,7 +223,7 @@
                         <pic:spPr bwMode="auto">
                           <a:xfrm>
                             <a:off x="0" y="0"/>
-                            <a:ext cx="828040" cy="1035050"/>
+                            <a:ext cx="827405" cy="1034415"/>
                           </a:xfrm>
                           <a:prstGeom prst="rect">
                             <a:avLst/>
@@ -244,11 +245,6 @@
         </w:tc>
       </w:tr>
     </w:tbl>
-    <w:p>
-      <w:pPr>
-        <w:spacing w:after="80"/>
-      </w:pPr>
-    </w:p>
     <w:tbl>
       <w:tblPr>
         <w:tblW w:w="10500" w:type="dxa"/>
@@ -406,7 +402,36 @@
                   <w:sz w:val="18"/>
                   <w:szCs w:val="18"/>
                 </w:rPr>
-                <w:t xml:space="preserve">  </w:t>
+                <w:t xml:space="preserve"> (</w:t>
+              </w:r>
+              <w:proofErr w:type="spellStart"/>
+              <w:r>
+                <w:rPr>
+                  <w:rStyle w:val="Hyperlink"/>
+                  <w:rFonts w:ascii="Calibri" w:eastAsia="Calibri" w:hAnsi="Calibri" w:cs="Calibri"/>
+                  <w:sz w:val="18"/>
+                  <w:szCs w:val="18"/>
+                </w:rPr>
+                <w:t>Linkdin</w:t>
+              </w:r>
+              <w:proofErr w:type="spellEnd"/>
+              <w:r>
+                <w:rPr>
+                  <w:rStyle w:val="Hyperlink"/>
+                  <w:rFonts w:ascii="Calibri" w:eastAsia="Calibri" w:hAnsi="Calibri" w:cs="Calibri"/>
+                  <w:sz w:val="18"/>
+                  <w:szCs w:val="18"/>
+                </w:rPr>
+                <w:t>)</w:t>
+              </w:r>
+              <w:r>
+                <w:rPr>
+                  <w:rStyle w:val="Hyperlink"/>
+                  <w:rFonts w:ascii="Calibri" w:eastAsia="Calibri" w:hAnsi="Calibri" w:cs="Calibri"/>
+                  <w:sz w:val="18"/>
+                  <w:szCs w:val="18"/>
+                </w:rPr>
+                <w:t xml:space="preserve"> </w:t>
               </w:r>
             </w:hyperlink>
             <w:r>
@@ -425,7 +450,36 @@
                   <w:sz w:val="18"/>
                   <w:szCs w:val="18"/>
                 </w:rPr>
-                <w:t>Kundan-code7</w:t>
+                <w:t>Kundan-code</w:t>
+              </w:r>
+              <w:r>
+                <w:rPr>
+                  <w:rStyle w:val="Hyperlink"/>
+                  <w:rFonts w:ascii="Calibri" w:eastAsia="Calibri" w:hAnsi="Calibri" w:cs="Calibri"/>
+                  <w:sz w:val="18"/>
+                  <w:szCs w:val="18"/>
+                </w:rPr>
+                <w:t>7 (</w:t>
+              </w:r>
+              <w:proofErr w:type="spellStart"/>
+              <w:r>
+                <w:rPr>
+                  <w:rStyle w:val="Hyperlink"/>
+                  <w:rFonts w:ascii="Calibri" w:eastAsia="Calibri" w:hAnsi="Calibri" w:cs="Calibri"/>
+                  <w:sz w:val="18"/>
+                  <w:szCs w:val="18"/>
+                </w:rPr>
+                <w:t>Github</w:t>
+              </w:r>
+              <w:proofErr w:type="spellEnd"/>
+              <w:r>
+                <w:rPr>
+                  <w:rStyle w:val="Hyperlink"/>
+                  <w:rFonts w:ascii="Calibri" w:eastAsia="Calibri" w:hAnsi="Calibri" w:cs="Calibri"/>
+                  <w:sz w:val="18"/>
+                  <w:szCs w:val="18"/>
+                </w:rPr>
+                <w:t>)</w:t>
               </w:r>
             </w:hyperlink>
           </w:p>
@@ -434,11 +488,6 @@
     </w:tbl>
     <w:p>
       <w:pPr>
-        <w:spacing w:after="120"/>
-      </w:pPr>
-    </w:p>
-    <w:p>
-      <w:pPr>
         <w:keepNext/>
         <w:keepLines/>
         <w:shd w:val="clear" w:color="auto" w:fill="D9D9D9"/>
@@ -543,25 +592,7 @@
           <w:sz w:val="19"/>
           <w:szCs w:val="19"/>
         </w:rPr>
-        <w:t>Bachelor of Technology (B.Tech.) in Computer Science</w:t>
-      </w:r>
-      <w:r>
-        <w:rPr>
-          <w:rFonts w:ascii="Calibri" w:eastAsia="Calibri" w:hAnsi="Calibri" w:cs="Calibri"/>
-          <w:b/>
-          <w:bCs/>
-          <w:sz w:val="19"/>
-          <w:szCs w:val="19"/>
-        </w:rPr>
-        <w:tab/>
-      </w:r>
-      <w:r>
-        <w:rPr>
-          <w:rFonts w:ascii="Calibri" w:eastAsia="Calibri" w:hAnsi="Calibri" w:cs="Calibri"/>
-          <w:sz w:val="19"/>
-          <w:szCs w:val="19"/>
-        </w:rPr>
-        <w:tab/>
+        <w:t>RATAN TATA MAHARASHTRA STATE SKILLS UNIVERSITY                                                                                                 Kharghar, Navi Mumbai</w:t>
       </w:r>
     </w:p>
     <w:p>
@@ -577,47 +608,7 @@
           <w:sz w:val="19"/>
           <w:szCs w:val="19"/>
         </w:rPr>
-        <w:t>Ratan Tata Maharashtra State Skills University, Kharghar</w:t>
-      </w:r>
-      <w:r>
-        <w:rPr>
-          <w:rFonts w:ascii="Calibri" w:eastAsia="Calibri" w:hAnsi="Calibri" w:cs="Calibri"/>
-          <w:sz w:val="19"/>
-          <w:szCs w:val="19"/>
-        </w:rPr>
-        <w:t xml:space="preserve">                                                             </w:t>
-      </w:r>
-      <w:r>
-        <w:rPr>
-          <w:rFonts w:ascii="Calibri" w:eastAsia="Calibri" w:hAnsi="Calibri" w:cs="Calibri"/>
-          <w:sz w:val="19"/>
-          <w:szCs w:val="19"/>
-        </w:rPr>
-        <w:tab/>
-      </w:r>
-      <w:r>
-        <w:rPr>
-          <w:rFonts w:ascii="Calibri" w:eastAsia="Calibri" w:hAnsi="Calibri" w:cs="Calibri"/>
-          <w:sz w:val="19"/>
-          <w:szCs w:val="19"/>
-        </w:rPr>
-        <w:t xml:space="preserve">             2025 – </w:t>
-      </w:r>
-      <w:r>
-        <w:rPr>
-          <w:rFonts w:ascii="Calibri" w:eastAsia="Calibri" w:hAnsi="Calibri" w:cs="Calibri"/>
-          <w:sz w:val="19"/>
-          <w:szCs w:val="19"/>
-        </w:rPr>
-        <w:t>Present</w:t>
-      </w:r>
-      <w:r>
-        <w:rPr>
-          <w:rFonts w:ascii="Calibri" w:eastAsia="Calibri" w:hAnsi="Calibri" w:cs="Calibri"/>
-          <w:sz w:val="19"/>
-          <w:szCs w:val="19"/>
-        </w:rPr>
-        <w:t xml:space="preserve"> </w:t>
+        <w:t xml:space="preserve">B. Tech in (Computer </w:t>
       </w:r>
       <w:proofErr w:type="gramStart"/>
       <w:r>
@@ -626,68 +617,44 @@
           <w:sz w:val="19"/>
           <w:szCs w:val="19"/>
         </w:rPr>
-        <w:t xml:space="preserve">|  </w:t>
-      </w:r>
-      <w:r>
-        <w:rPr>
-          <w:rFonts w:ascii="Calibri" w:eastAsia="Calibri" w:hAnsi="Calibri" w:cs="Calibri"/>
-          <w:b/>
-          <w:bCs/>
-          <w:sz w:val="19"/>
-          <w:szCs w:val="19"/>
-        </w:rPr>
-        <w:t>CGPA</w:t>
+        <w:t xml:space="preserve">Technology)   </w:t>
       </w:r>
       <w:proofErr w:type="gramEnd"/>
       <w:r>
         <w:rPr>
           <w:rFonts w:ascii="Calibri" w:eastAsia="Calibri" w:hAnsi="Calibri" w:cs="Calibri"/>
-          <w:b/>
-          <w:bCs/>
-          <w:sz w:val="19"/>
-          <w:szCs w:val="19"/>
-        </w:rPr>
-        <w:t xml:space="preserve"> </w:t>
-      </w:r>
-      <w:r>
-        <w:rPr>
-          <w:rFonts w:ascii="Calibri" w:eastAsia="Calibri" w:hAnsi="Calibri" w:cs="Calibri"/>
-          <w:b/>
-          <w:bCs/>
-          <w:sz w:val="19"/>
-          <w:szCs w:val="19"/>
-        </w:rPr>
-        <w:t>–</w:t>
-      </w:r>
-      <w:r>
-        <w:rPr>
-          <w:rFonts w:ascii="Calibri" w:eastAsia="Calibri" w:hAnsi="Calibri" w:cs="Calibri"/>
-          <w:b/>
-          <w:bCs/>
-          <w:sz w:val="19"/>
-          <w:szCs w:val="19"/>
-        </w:rPr>
-        <w:t xml:space="preserve"> </w:t>
-      </w:r>
-      <w:r>
-        <w:rPr>
-          <w:rFonts w:ascii="Calibri" w:eastAsia="Calibri" w:hAnsi="Calibri" w:cs="Calibri"/>
-          <w:b/>
-          <w:bCs/>
-          <w:sz w:val="19"/>
-          <w:szCs w:val="19"/>
-        </w:rPr>
-        <w:t>6.9</w:t>
-      </w:r>
-      <w:r>
-        <w:rPr>
-          <w:rFonts w:ascii="Calibri" w:eastAsia="Calibri" w:hAnsi="Calibri" w:cs="Calibri"/>
-          <w:b/>
-          <w:bCs/>
-          <w:sz w:val="19"/>
-          <w:szCs w:val="19"/>
-        </w:rPr>
-        <w:t>/10</w:t>
+          <w:sz w:val="19"/>
+          <w:szCs w:val="19"/>
+        </w:rPr>
+        <w:t xml:space="preserve">                                                                                                                                2025 - </w:t>
+      </w:r>
+      <w:proofErr w:type="gramStart"/>
+      <w:r>
+        <w:rPr>
+          <w:rFonts w:ascii="Calibri" w:eastAsia="Calibri" w:hAnsi="Calibri" w:cs="Calibri"/>
+          <w:sz w:val="19"/>
+          <w:szCs w:val="19"/>
+        </w:rPr>
+        <w:t>Present  |</w:t>
+      </w:r>
+      <w:proofErr w:type="gramEnd"/>
+      <w:r>
+        <w:rPr>
+          <w:rFonts w:ascii="Calibri" w:eastAsia="Calibri" w:hAnsi="Calibri" w:cs="Calibri"/>
+          <w:sz w:val="19"/>
+          <w:szCs w:val="19"/>
+        </w:rPr>
+        <w:t xml:space="preserve">  </w:t>
+      </w:r>
+      <w:r>
+        <w:rPr>
+          <w:rFonts w:ascii="Calibri" w:eastAsia="Calibri" w:hAnsi="Calibri" w:cs="Calibri"/>
+          <w:b/>
+          <w:bCs/>
+          <w:sz w:val="19"/>
+          <w:szCs w:val="19"/>
+        </w:rPr>
+        <w:t>CGPA – 6.9</w:t>
       </w:r>
     </w:p>
     <w:p>
@@ -705,35 +672,7 @@
           <w:sz w:val="19"/>
           <w:szCs w:val="19"/>
         </w:rPr>
-        <w:t xml:space="preserve">Diploma in Computer </w:t>
-      </w:r>
-      <w:r>
-        <w:rPr>
-          <w:rFonts w:ascii="Calibri" w:eastAsia="Calibri" w:hAnsi="Calibri" w:cs="Calibri"/>
-          <w:b/>
-          <w:bCs/>
-          <w:sz w:val="19"/>
-          <w:szCs w:val="19"/>
-        </w:rPr>
-        <w:t>Technology</w:t>
-      </w:r>
-      <w:r>
-        <w:rPr>
-          <w:rFonts w:ascii="Calibri" w:eastAsia="Calibri" w:hAnsi="Calibri" w:cs="Calibri"/>
-          <w:b/>
-          <w:bCs/>
-          <w:sz w:val="19"/>
-          <w:szCs w:val="19"/>
-        </w:rPr>
-        <w:tab/>
-      </w:r>
-      <w:r>
-        <w:rPr>
-          <w:rFonts w:ascii="Calibri" w:eastAsia="Calibri" w:hAnsi="Calibri" w:cs="Calibri"/>
-          <w:sz w:val="19"/>
-          <w:szCs w:val="19"/>
-        </w:rPr>
-        <w:tab/>
+        <w:t>BHARATI VIDYAPEETH INSTITUDE OF TECHNOLOGY                                                                                                         Kharghar, Navi Mumbai</w:t>
       </w:r>
     </w:p>
     <w:p>
@@ -742,64 +681,25 @@
           <w:tab w:val="right" w:pos="9026"/>
         </w:tabs>
         <w:spacing w:after="80"/>
-        <w:rPr>
-          <w:rFonts w:ascii="Calibri" w:eastAsia="Calibri" w:hAnsi="Calibri" w:cs="Calibri"/>
-          <w:sz w:val="19"/>
-          <w:szCs w:val="19"/>
-          <w:lang w:val="en-IN"/>
-        </w:rPr>
-      </w:pPr>
-      <w:r>
-        <w:rPr>
-          <w:rFonts w:ascii="Calibri" w:eastAsia="Calibri" w:hAnsi="Calibri" w:cs="Calibri"/>
-          <w:sz w:val="19"/>
-          <w:szCs w:val="19"/>
-          <w:lang w:val="en-IN"/>
-        </w:rPr>
-        <w:t>Bharati Vidyapeeth Institute of Technology, Kharghar</w:t>
-      </w:r>
-      <w:r>
-        <w:rPr>
-          <w:rFonts w:ascii="Calibri" w:eastAsia="Calibri" w:hAnsi="Calibri" w:cs="Calibri"/>
-          <w:sz w:val="19"/>
-          <w:szCs w:val="19"/>
-          <w:lang w:val="en-IN"/>
-        </w:rPr>
-        <w:t xml:space="preserve">                                                           </w:t>
-      </w:r>
-      <w:r>
-        <w:rPr>
-          <w:rFonts w:ascii="Calibri" w:eastAsia="Calibri" w:hAnsi="Calibri" w:cs="Calibri"/>
-          <w:sz w:val="19"/>
-          <w:szCs w:val="19"/>
-          <w:lang w:val="en-IN"/>
-        </w:rPr>
-        <w:t xml:space="preserve">                    </w:t>
-      </w:r>
-      <w:r>
-        <w:rPr>
-          <w:rFonts w:ascii="Calibri" w:eastAsia="Calibri" w:hAnsi="Calibri" w:cs="Calibri"/>
-          <w:sz w:val="19"/>
-          <w:szCs w:val="19"/>
-        </w:rPr>
-        <w:t>2022</w:t>
-      </w:r>
-      <w:r>
-        <w:rPr>
-          <w:rFonts w:ascii="Calibri" w:eastAsia="Calibri" w:hAnsi="Calibri" w:cs="Calibri"/>
-          <w:sz w:val="19"/>
-          <w:szCs w:val="19"/>
-        </w:rPr>
-        <w:t xml:space="preserve"> </w:t>
-      </w:r>
-      <w:r>
-        <w:rPr>
-          <w:rFonts w:ascii="Calibri" w:eastAsia="Calibri" w:hAnsi="Calibri" w:cs="Calibri"/>
-          <w:sz w:val="19"/>
-          <w:szCs w:val="19"/>
-        </w:rPr>
-        <w:t>–2025</w:t>
-      </w:r>
+      </w:pPr>
+      <w:r>
+        <w:rPr>
+          <w:rFonts w:ascii="Calibri" w:eastAsia="Calibri" w:hAnsi="Calibri" w:cs="Calibri"/>
+          <w:sz w:val="19"/>
+          <w:szCs w:val="19"/>
+        </w:rPr>
+        <w:t xml:space="preserve">Diploma in Computer Technology                                                                                                                          2022 - </w:t>
+      </w:r>
+      <w:proofErr w:type="gramStart"/>
+      <w:r>
+        <w:rPr>
+          <w:rFonts w:ascii="Calibri" w:eastAsia="Calibri" w:hAnsi="Calibri" w:cs="Calibri"/>
+          <w:sz w:val="19"/>
+          <w:szCs w:val="19"/>
+        </w:rPr>
+        <w:t>2025  |</w:t>
+      </w:r>
+      <w:proofErr w:type="gramEnd"/>
       <w:r>
         <w:rPr>
           <w:rFonts w:ascii="Calibri" w:eastAsia="Calibri" w:hAnsi="Calibri" w:cs="Calibri"/>
@@ -811,80 +711,12 @@
       <w:r>
         <w:rPr>
           <w:rFonts w:ascii="Calibri" w:eastAsia="Calibri" w:hAnsi="Calibri" w:cs="Calibri"/>
-          <w:sz w:val="19"/>
-          <w:szCs w:val="19"/>
-        </w:rPr>
-        <w:t xml:space="preserve">     </w:t>
-      </w:r>
-      <w:proofErr w:type="gramStart"/>
-      <w:r>
-        <w:rPr>
-          <w:rFonts w:ascii="Calibri" w:eastAsia="Calibri" w:hAnsi="Calibri" w:cs="Calibri"/>
-          <w:sz w:val="19"/>
-          <w:szCs w:val="19"/>
-        </w:rPr>
-        <w:t xml:space="preserve">|  </w:t>
-      </w:r>
-      <w:r>
-        <w:rPr>
-          <w:rFonts w:ascii="Calibri" w:eastAsia="Calibri" w:hAnsi="Calibri" w:cs="Calibri"/>
-          <w:b/>
-          <w:bCs/>
-          <w:sz w:val="19"/>
-          <w:szCs w:val="19"/>
-        </w:rPr>
-        <w:t>Percentage</w:t>
-      </w:r>
-      <w:proofErr w:type="gramEnd"/>
-      <w:r>
-        <w:rPr>
-          <w:rFonts w:ascii="Calibri" w:eastAsia="Calibri" w:hAnsi="Calibri" w:cs="Calibri"/>
-          <w:b/>
-          <w:bCs/>
-          <w:sz w:val="19"/>
-          <w:szCs w:val="19"/>
-        </w:rPr>
-        <w:t xml:space="preserve"> </w:t>
-      </w:r>
-      <w:r>
-        <w:rPr>
-          <w:rFonts w:ascii="Calibri" w:eastAsia="Calibri" w:hAnsi="Calibri" w:cs="Calibri"/>
-          <w:b/>
-          <w:bCs/>
-          <w:sz w:val="19"/>
-          <w:szCs w:val="19"/>
-        </w:rPr>
-        <w:t>–</w:t>
-      </w:r>
-      <w:r>
-        <w:rPr>
-          <w:rFonts w:ascii="Calibri" w:eastAsia="Calibri" w:hAnsi="Calibri" w:cs="Calibri"/>
-          <w:b/>
-          <w:bCs/>
-          <w:sz w:val="19"/>
-          <w:szCs w:val="19"/>
-        </w:rPr>
-        <w:t xml:space="preserve"> </w:t>
-      </w:r>
-      <w:r>
-        <w:rPr>
-          <w:rFonts w:ascii="Calibri" w:eastAsia="Calibri" w:hAnsi="Calibri" w:cs="Calibri"/>
-          <w:b/>
-          <w:bCs/>
-          <w:sz w:val="19"/>
-          <w:szCs w:val="19"/>
-        </w:rPr>
-        <w:t>81.66</w:t>
-      </w:r>
-      <w:r>
-        <w:rPr>
-          <w:rFonts w:ascii="Calibri" w:eastAsia="Calibri" w:hAnsi="Calibri" w:cs="Calibri"/>
-          <w:b/>
-          <w:bCs/>
-          <w:sz w:val="19"/>
-          <w:szCs w:val="19"/>
-        </w:rPr>
-        <w:t>%</w:t>
+          <w:b/>
+          <w:bCs/>
+          <w:sz w:val="19"/>
+          <w:szCs w:val="19"/>
+        </w:rPr>
+        <w:t>Percentage - 81.66</w:t>
       </w:r>
     </w:p>
     <w:p>
@@ -902,25 +734,29 @@
           <w:sz w:val="19"/>
           <w:szCs w:val="19"/>
         </w:rPr>
-        <w:t>Secondary School Certificate (SSC)</w:t>
-      </w:r>
-      <w:r>
-        <w:rPr>
-          <w:rFonts w:ascii="Calibri" w:eastAsia="Calibri" w:hAnsi="Calibri" w:cs="Calibri"/>
-          <w:b/>
-          <w:bCs/>
-          <w:sz w:val="19"/>
-          <w:szCs w:val="19"/>
-        </w:rPr>
-        <w:tab/>
-      </w:r>
-      <w:r>
-        <w:rPr>
-          <w:rFonts w:ascii="Calibri" w:eastAsia="Calibri" w:hAnsi="Calibri" w:cs="Calibri"/>
-          <w:sz w:val="19"/>
-          <w:szCs w:val="19"/>
-        </w:rPr>
-        <w:tab/>
+        <w:t xml:space="preserve">DNYANDEEP SEVA MANDAL HIGH SCHOOL                                                                                                                               </w:t>
+      </w:r>
+      <w:proofErr w:type="gramStart"/>
+      <w:r>
+        <w:rPr>
+          <w:rFonts w:ascii="Calibri" w:eastAsia="Calibri" w:hAnsi="Calibri" w:cs="Calibri"/>
+          <w:b/>
+          <w:bCs/>
+          <w:sz w:val="19"/>
+          <w:szCs w:val="19"/>
+        </w:rPr>
+        <w:t>Nerul ,</w:t>
+      </w:r>
+      <w:proofErr w:type="gramEnd"/>
+      <w:r>
+        <w:rPr>
+          <w:rFonts w:ascii="Calibri" w:eastAsia="Calibri" w:hAnsi="Calibri" w:cs="Calibri"/>
+          <w:b/>
+          <w:bCs/>
+          <w:sz w:val="19"/>
+          <w:szCs w:val="19"/>
+        </w:rPr>
+        <w:t xml:space="preserve"> Navi Mumbai</w:t>
       </w:r>
     </w:p>
     <w:p>
@@ -931,166 +767,312 @@
         <w:spacing w:after="120"/>
         <w:rPr>
           <w:rFonts w:ascii="Calibri" w:eastAsia="Calibri" w:hAnsi="Calibri" w:cs="Calibri"/>
-          <w:sz w:val="19"/>
-          <w:szCs w:val="19"/>
+          <w:b/>
+          <w:bCs/>
+          <w:sz w:val="19"/>
+          <w:szCs w:val="19"/>
+        </w:rPr>
+      </w:pPr>
+      <w:r>
+        <w:rPr>
+          <w:rFonts w:ascii="Calibri" w:eastAsia="Calibri" w:hAnsi="Calibri" w:cs="Calibri"/>
+          <w:sz w:val="19"/>
+          <w:szCs w:val="19"/>
+        </w:rPr>
+        <w:t xml:space="preserve">SSC                                                                                                                                                                               2012 - </w:t>
+      </w:r>
+      <w:proofErr w:type="gramStart"/>
+      <w:r>
+        <w:rPr>
+          <w:rFonts w:ascii="Calibri" w:eastAsia="Calibri" w:hAnsi="Calibri" w:cs="Calibri"/>
+          <w:sz w:val="19"/>
+          <w:szCs w:val="19"/>
+        </w:rPr>
+        <w:t>2022  |</w:t>
+      </w:r>
+      <w:proofErr w:type="gramEnd"/>
+      <w:r>
+        <w:rPr>
+          <w:rFonts w:ascii="Calibri" w:eastAsia="Calibri" w:hAnsi="Calibri" w:cs="Calibri"/>
+          <w:sz w:val="19"/>
+          <w:szCs w:val="19"/>
+        </w:rPr>
+        <w:t xml:space="preserve">  </w:t>
+      </w:r>
+      <w:r>
+        <w:rPr>
+          <w:rFonts w:ascii="Calibri" w:eastAsia="Calibri" w:hAnsi="Calibri" w:cs="Calibri"/>
+          <w:b/>
+          <w:bCs/>
+          <w:sz w:val="19"/>
+          <w:szCs w:val="19"/>
+        </w:rPr>
+        <w:t>Percentage - 78.00</w:t>
+      </w:r>
+    </w:p>
+    <w:tbl>
+      <w:tblPr>
+        <w:tblStyle w:val="TableGrid"/>
+        <w:tblW w:w="0" w:type="auto"/>
+        <w:tblLook w:val="04A0" w:firstRow="1" w:lastRow="0" w:firstColumn="1" w:lastColumn="0" w:noHBand="0" w:noVBand="1"/>
+      </w:tblPr>
+      <w:tblGrid>
+        <w:gridCol w:w="10510"/>
+      </w:tblGrid>
+      <w:tr>
+        <w:tc>
+          <w:tcPr>
+            <w:tcW w:w="10510" w:type="dxa"/>
+            <w:tcBorders>
+              <w:top w:val="single" w:sz="4" w:space="0" w:color="auto"/>
+              <w:left w:val="single" w:sz="4" w:space="0" w:color="auto"/>
+              <w:bottom w:val="single" w:sz="4" w:space="0" w:color="auto"/>
+              <w:right w:val="single" w:sz="4" w:space="0" w:color="auto"/>
+            </w:tcBorders>
+            <w:shd w:val="clear" w:color="auto" w:fill="D9D9D9" w:themeFill="background1" w:themeFillShade="D9"/>
+            <w:hideMark/>
+          </w:tcPr>
+          <w:p>
+            <w:pPr>
+              <w:tabs>
+                <w:tab w:val="right" w:pos="9026"/>
+              </w:tabs>
+              <w:spacing w:after="120"/>
+              <w:rPr>
+                <w:b/>
+                <w:bCs/>
+                <w:lang w:val="en-IN"/>
+              </w:rPr>
+            </w:pPr>
+            <w:r>
+              <w:rPr>
+                <w:rFonts w:asciiTheme="minorHAnsi" w:hAnsiTheme="minorHAnsi" w:cstheme="minorHAnsi"/>
+                <w:b/>
+                <w:bCs/>
+                <w:lang w:val="en-IN"/>
+              </w:rPr>
+              <w:t>INTERNSHIP</w:t>
+            </w:r>
+          </w:p>
+        </w:tc>
+      </w:tr>
+    </w:tbl>
+    <w:p>
+      <w:pPr>
+        <w:tabs>
+          <w:tab w:val="right" w:pos="9026"/>
+        </w:tabs>
+        <w:spacing w:after="120"/>
+      </w:pPr>
+      <w:r>
+        <w:rPr>
+          <w:rFonts w:asciiTheme="minorHAnsi" w:hAnsiTheme="minorHAnsi" w:cstheme="minorHAnsi"/>
+        </w:rPr>
+        <w:t xml:space="preserve">Summer Internship - Web Development in Lotus </w:t>
+      </w:r>
+      <w:proofErr w:type="spellStart"/>
+      <w:r>
+        <w:rPr>
+          <w:rFonts w:asciiTheme="minorHAnsi" w:hAnsiTheme="minorHAnsi" w:cstheme="minorHAnsi"/>
+        </w:rPr>
+        <w:t>Educare</w:t>
+      </w:r>
+      <w:proofErr w:type="spellEnd"/>
+      <w:r>
+        <w:rPr>
+          <w:rFonts w:asciiTheme="minorHAnsi" w:hAnsiTheme="minorHAnsi" w:cstheme="minorHAnsi"/>
+        </w:rPr>
+        <w:t xml:space="preserve"> Academy</w:t>
+      </w:r>
+      <w:r>
+        <w:t xml:space="preserve">                                                         </w:t>
+      </w:r>
+      <w:r>
+        <w:t xml:space="preserve"> </w:t>
+      </w:r>
+      <w:proofErr w:type="spellStart"/>
+      <w:proofErr w:type="gramStart"/>
+      <w:r>
+        <w:rPr>
+          <w:rFonts w:asciiTheme="minorHAnsi" w:hAnsiTheme="minorHAnsi" w:cstheme="minorHAnsi"/>
+          <w:b/>
+          <w:bCs/>
+        </w:rPr>
+        <w:t>Kharghar</w:t>
+      </w:r>
+      <w:r>
+        <w:rPr>
+          <w:b/>
+          <w:bCs/>
+        </w:rPr>
+        <w:t>,</w:t>
+      </w:r>
+      <w:r>
+        <w:rPr>
+          <w:rFonts w:asciiTheme="minorHAnsi" w:hAnsiTheme="minorHAnsi" w:cstheme="minorHAnsi"/>
+          <w:b/>
+          <w:bCs/>
+        </w:rPr>
+        <w:t>Navi</w:t>
+      </w:r>
+      <w:proofErr w:type="spellEnd"/>
+      <w:proofErr w:type="gramEnd"/>
+      <w:r>
+        <w:rPr>
+          <w:b/>
+          <w:bCs/>
+        </w:rPr>
+        <w:t xml:space="preserve"> </w:t>
+      </w:r>
+      <w:r>
+        <w:rPr>
+          <w:rFonts w:asciiTheme="minorHAnsi" w:hAnsiTheme="minorHAnsi" w:cstheme="minorHAnsi"/>
+          <w:b/>
+          <w:bCs/>
+        </w:rPr>
+        <w:t>Mumbai</w:t>
+      </w:r>
+    </w:p>
+    <w:p>
+      <w:pPr>
+        <w:tabs>
+          <w:tab w:val="right" w:pos="9026"/>
+        </w:tabs>
+        <w:spacing w:after="120"/>
+      </w:pPr>
+      <w:r>
+        <w:t xml:space="preserve">                                                                                                                                                                         </w:t>
+      </w:r>
+      <w:r>
+        <w:rPr>
+          <w:rFonts w:asciiTheme="minorHAnsi" w:hAnsiTheme="minorHAnsi" w:cstheme="minorHAnsi"/>
+        </w:rPr>
+        <w:t>June</w:t>
+      </w:r>
+      <w:r>
+        <w:t xml:space="preserve"> </w:t>
+      </w:r>
+      <w:r>
+        <w:rPr>
+          <w:rFonts w:asciiTheme="minorHAnsi" w:hAnsiTheme="minorHAnsi" w:cstheme="minorHAnsi"/>
+        </w:rPr>
+        <w:t>2024</w:t>
+      </w:r>
+      <w:r>
+        <w:t xml:space="preserve"> – </w:t>
+      </w:r>
+      <w:r>
+        <w:rPr>
+          <w:rFonts w:asciiTheme="minorHAnsi" w:hAnsiTheme="minorHAnsi" w:cstheme="minorHAnsi"/>
+        </w:rPr>
+        <w:t>July</w:t>
+      </w:r>
+      <w:r>
+        <w:t xml:space="preserve"> </w:t>
+      </w:r>
+      <w:r>
+        <w:rPr>
+          <w:rFonts w:asciiTheme="minorHAnsi" w:hAnsiTheme="minorHAnsi" w:cstheme="minorHAnsi"/>
+        </w:rPr>
+        <w:t>2024</w:t>
+      </w:r>
+    </w:p>
+    <w:p>
+      <w:pPr>
+        <w:numPr>
+          <w:ilvl w:val="0"/>
+          <w:numId w:val="4"/>
+        </w:numPr>
+        <w:tabs>
+          <w:tab w:val="right" w:pos="9026"/>
+        </w:tabs>
+        <w:spacing w:after="120"/>
+        <w:rPr>
+          <w:rFonts w:asciiTheme="minorHAnsi" w:hAnsiTheme="minorHAnsi" w:cstheme="minorHAnsi"/>
           <w:lang w:val="en-IN"/>
         </w:rPr>
       </w:pPr>
       <w:r>
         <w:rPr>
-          <w:rFonts w:ascii="Calibri" w:eastAsia="Calibri" w:hAnsi="Calibri" w:cs="Calibri"/>
-          <w:sz w:val="19"/>
-          <w:szCs w:val="19"/>
-        </w:rPr>
-        <w:t xml:space="preserve">Dnyandeep Seva Mandal High School, </w:t>
-      </w:r>
-      <w:proofErr w:type="spellStart"/>
-      <w:r>
-        <w:rPr>
-          <w:rFonts w:ascii="Calibri" w:eastAsia="Calibri" w:hAnsi="Calibri" w:cs="Calibri"/>
-          <w:sz w:val="19"/>
-          <w:szCs w:val="19"/>
-        </w:rPr>
-        <w:t>Seawoods</w:t>
-      </w:r>
-      <w:proofErr w:type="spellEnd"/>
-      <w:r>
-        <w:rPr>
-          <w:rFonts w:ascii="Calibri" w:eastAsia="Calibri" w:hAnsi="Calibri" w:cs="Calibri"/>
-          <w:sz w:val="19"/>
-          <w:szCs w:val="19"/>
-        </w:rPr>
-        <w:t>, Navi Mumbai</w:t>
-      </w:r>
-      <w:r>
-        <w:rPr>
-          <w:rFonts w:ascii="Calibri" w:eastAsia="Calibri" w:hAnsi="Calibri" w:cs="Calibri"/>
-          <w:sz w:val="19"/>
-          <w:szCs w:val="19"/>
-        </w:rPr>
-        <w:t xml:space="preserve">            </w:t>
-      </w:r>
-      <w:r>
-        <w:rPr>
-          <w:rFonts w:ascii="Calibri" w:eastAsia="Calibri" w:hAnsi="Calibri" w:cs="Calibri"/>
-          <w:sz w:val="19"/>
-          <w:szCs w:val="19"/>
-        </w:rPr>
-        <w:t xml:space="preserve"> </w:t>
-      </w:r>
-      <w:r>
-        <w:rPr>
-          <w:rFonts w:ascii="Calibri" w:eastAsia="Calibri" w:hAnsi="Calibri" w:cs="Calibri"/>
-          <w:sz w:val="19"/>
-          <w:szCs w:val="19"/>
-        </w:rPr>
-        <w:t xml:space="preserve">                        </w:t>
-      </w:r>
-      <w:r>
-        <w:rPr>
-          <w:rFonts w:ascii="Calibri" w:eastAsia="Calibri" w:hAnsi="Calibri" w:cs="Calibri"/>
-          <w:sz w:val="19"/>
-          <w:szCs w:val="19"/>
-        </w:rPr>
-        <w:t xml:space="preserve"> </w:t>
-      </w:r>
-      <w:r>
-        <w:rPr>
-          <w:rFonts w:ascii="Calibri" w:eastAsia="Calibri" w:hAnsi="Calibri" w:cs="Calibri"/>
-          <w:sz w:val="19"/>
-          <w:szCs w:val="19"/>
-        </w:rPr>
-        <w:tab/>
-      </w:r>
-      <w:r>
-        <w:rPr>
-          <w:rFonts w:ascii="Calibri" w:eastAsia="Calibri" w:hAnsi="Calibri" w:cs="Calibri"/>
-          <w:sz w:val="19"/>
-          <w:szCs w:val="19"/>
-        </w:rPr>
-        <w:t xml:space="preserve">                        2019</w:t>
-      </w:r>
-      <w:r>
-        <w:rPr>
-          <w:rFonts w:ascii="Calibri" w:eastAsia="Calibri" w:hAnsi="Calibri" w:cs="Calibri"/>
-          <w:sz w:val="19"/>
-          <w:szCs w:val="19"/>
-        </w:rPr>
-        <w:t xml:space="preserve"> -</w:t>
-      </w:r>
-      <w:r>
-        <w:rPr>
-          <w:rFonts w:ascii="Calibri" w:eastAsia="Calibri" w:hAnsi="Calibri" w:cs="Calibri"/>
-          <w:sz w:val="19"/>
-          <w:szCs w:val="19"/>
-        </w:rPr>
-        <w:t xml:space="preserve"> 2022</w:t>
-      </w:r>
-      <w:r>
-        <w:rPr>
-          <w:rFonts w:ascii="Calibri" w:eastAsia="Calibri" w:hAnsi="Calibri" w:cs="Calibri"/>
-          <w:sz w:val="19"/>
-          <w:szCs w:val="19"/>
-        </w:rPr>
-        <w:t xml:space="preserve">  </w:t>
-      </w:r>
-      <w:r>
-        <w:rPr>
-          <w:rFonts w:ascii="Calibri" w:eastAsia="Calibri" w:hAnsi="Calibri" w:cs="Calibri"/>
-          <w:sz w:val="19"/>
-          <w:szCs w:val="19"/>
-        </w:rPr>
-        <w:t xml:space="preserve">    </w:t>
-      </w:r>
-      <w:proofErr w:type="gramStart"/>
-      <w:r>
-        <w:rPr>
-          <w:rFonts w:ascii="Calibri" w:eastAsia="Calibri" w:hAnsi="Calibri" w:cs="Calibri"/>
-          <w:sz w:val="19"/>
-          <w:szCs w:val="19"/>
-        </w:rPr>
-        <w:t xml:space="preserve">|  </w:t>
-      </w:r>
-      <w:r>
-        <w:rPr>
-          <w:rFonts w:ascii="Calibri" w:eastAsia="Calibri" w:hAnsi="Calibri" w:cs="Calibri"/>
-          <w:b/>
-          <w:bCs/>
-          <w:sz w:val="19"/>
-          <w:szCs w:val="19"/>
-        </w:rPr>
-        <w:t>Percentage</w:t>
-      </w:r>
-      <w:proofErr w:type="gramEnd"/>
-      <w:r>
-        <w:rPr>
-          <w:rFonts w:ascii="Calibri" w:eastAsia="Calibri" w:hAnsi="Calibri" w:cs="Calibri"/>
-          <w:b/>
-          <w:bCs/>
-          <w:sz w:val="19"/>
-          <w:szCs w:val="19"/>
-        </w:rPr>
-        <w:t xml:space="preserve"> - </w:t>
-      </w:r>
-      <w:r>
-        <w:rPr>
-          <w:rFonts w:ascii="Calibri" w:eastAsia="Calibri" w:hAnsi="Calibri" w:cs="Calibri"/>
-          <w:b/>
-          <w:bCs/>
-          <w:sz w:val="19"/>
-          <w:szCs w:val="19"/>
-        </w:rPr>
-        <w:t>78</w:t>
-      </w:r>
-      <w:r>
-        <w:rPr>
-          <w:rFonts w:ascii="Calibri" w:eastAsia="Calibri" w:hAnsi="Calibri" w:cs="Calibri"/>
-          <w:b/>
-          <w:bCs/>
-          <w:sz w:val="19"/>
-          <w:szCs w:val="19"/>
-        </w:rPr>
-        <w:t>%</w:t>
+          <w:rFonts w:asciiTheme="minorHAnsi" w:hAnsiTheme="minorHAnsi" w:cstheme="minorHAnsi"/>
+          <w:b/>
+          <w:bCs/>
+          <w:lang w:val="en-IN"/>
+        </w:rPr>
+        <w:t>Frontend Development:</w:t>
+      </w:r>
+      <w:r>
+        <w:rPr>
+          <w:rFonts w:asciiTheme="minorHAnsi" w:hAnsiTheme="minorHAnsi" w:cstheme="minorHAnsi"/>
+          <w:lang w:val="en-IN"/>
+        </w:rPr>
+        <w:t xml:space="preserve"> Built and styled responsive web pages and user interfaces using HTML5, CSS3, and JavaScript to improve user experience.</w:t>
+      </w:r>
+    </w:p>
+    <w:p>
+      <w:pPr>
+        <w:numPr>
+          <w:ilvl w:val="0"/>
+          <w:numId w:val="4"/>
+        </w:numPr>
+        <w:tabs>
+          <w:tab w:val="right" w:pos="9026"/>
+        </w:tabs>
+        <w:spacing w:after="120"/>
+        <w:rPr>
+          <w:rFonts w:asciiTheme="minorHAnsi" w:hAnsiTheme="minorHAnsi" w:cstheme="minorHAnsi"/>
+          <w:lang w:val="en-IN"/>
+        </w:rPr>
+      </w:pPr>
+      <w:r>
+        <w:rPr>
+          <w:rFonts w:asciiTheme="minorHAnsi" w:hAnsiTheme="minorHAnsi" w:cstheme="minorHAnsi"/>
+          <w:b/>
+          <w:bCs/>
+          <w:lang w:val="en-IN"/>
+        </w:rPr>
+        <w:t>Backend Development:</w:t>
+      </w:r>
+      <w:r>
+        <w:rPr>
+          <w:rFonts w:asciiTheme="minorHAnsi" w:hAnsiTheme="minorHAnsi" w:cstheme="minorHAnsi"/>
+          <w:lang w:val="en-IN"/>
+        </w:rPr>
+        <w:t xml:space="preserve"> Developed server-side logic, data models, and URL routing using Python and the Django framework.</w:t>
+      </w:r>
+    </w:p>
+    <w:p>
+      <w:pPr>
+        <w:numPr>
+          <w:ilvl w:val="0"/>
+          <w:numId w:val="4"/>
+        </w:numPr>
+        <w:tabs>
+          <w:tab w:val="right" w:pos="9026"/>
+        </w:tabs>
+        <w:spacing w:after="120"/>
+      </w:pPr>
+      <w:r>
+        <w:rPr>
+          <w:rFonts w:asciiTheme="minorHAnsi" w:hAnsiTheme="minorHAnsi" w:cstheme="minorHAnsi"/>
+          <w:b/>
+          <w:bCs/>
+          <w:lang w:val="en-IN"/>
+        </w:rPr>
+        <w:t>Collaboration &amp; Testing:</w:t>
+      </w:r>
+      <w:r>
+        <w:rPr>
+          <w:rFonts w:asciiTheme="minorHAnsi" w:hAnsiTheme="minorHAnsi" w:cstheme="minorHAnsi"/>
+          <w:lang w:val="en-IN"/>
+        </w:rPr>
+        <w:t xml:space="preserve"> Worked with the team to test code, fix bugs, and connect frontend layouts with backend features</w:t>
+      </w:r>
+      <w:r>
+        <w:rPr>
+          <w:lang w:val="en-IN"/>
+        </w:rPr>
+        <w:t xml:space="preserve">. </w:t>
       </w:r>
     </w:p>
     <w:p>
@@ -1296,7 +1278,15 @@
         <w:spacing w:after="40"/>
       </w:pPr>
       <w:r>
-        <w:t>Added a teacher review dashboard with human verification before grades are finalized, along with cloud-based storage and analytics on class performance.</w:t>
+        <w:rPr>
+          <w:rFonts w:asciiTheme="minorHAnsi" w:hAnsiTheme="minorHAnsi" w:cstheme="minorHAnsi"/>
+          <w:sz w:val="19"/>
+          <w:szCs w:val="19"/>
+        </w:rPr>
+        <w:t>Added a teacher review dashboard with human verification before grades are finalized, along with cloud-based storage and analytics on class performance</w:t>
+      </w:r>
+      <w:r>
+        <w:t>.</w:t>
       </w:r>
     </w:p>
     <w:p>
@@ -1797,6 +1787,7 @@
           <w:b/>
           <w:bCs/>
         </w:rPr>
+        <w:lastRenderedPageBreak/>
         <w:t>CERTIFICATIONS</w:t>
       </w:r>
     </w:p>
@@ -1814,39 +1805,423 @@
           <w:szCs w:val="19"/>
         </w:rPr>
       </w:pPr>
-      <w:r>
-        <w:rPr>
-          <w:rFonts w:ascii="Calibri" w:eastAsia="Calibri" w:hAnsi="Calibri" w:cs="Calibri"/>
-          <w:sz w:val="19"/>
-          <w:szCs w:val="19"/>
-        </w:rPr>
-        <w:t>Generative AI Mastery</w:t>
-      </w:r>
-      <w:r>
-        <w:rPr>
-          <w:rFonts w:ascii="Calibri" w:eastAsia="Calibri" w:hAnsi="Calibri" w:cs="Calibri"/>
-          <w:sz w:val="19"/>
-          <w:szCs w:val="19"/>
-        </w:rPr>
-        <w:t xml:space="preserve">- </w:t>
-      </w:r>
-      <w:r>
-        <w:rPr>
-          <w:rFonts w:ascii="Calibri" w:eastAsia="Calibri" w:hAnsi="Calibri" w:cs="Calibri"/>
-          <w:sz w:val="19"/>
-          <w:szCs w:val="19"/>
-        </w:rPr>
-        <w:t>Revolutionizing Game Development – AI &amp; Generative AI via HP (edX), Nov 2025</w:t>
-      </w:r>
-      <w:r>
-        <w:rPr>
-          <w:rFonts w:ascii="Calibri" w:eastAsia="Calibri" w:hAnsi="Calibri" w:cs="Calibri"/>
-          <w:sz w:val="19"/>
-          <w:szCs w:val="19"/>
-        </w:rPr>
-        <w:t xml:space="preserve"> </w:t>
-      </w:r>
-    </w:p>
+    </w:p>
+    <w:tbl>
+      <w:tblPr>
+        <w:tblStyle w:val="TableGrid"/>
+        <w:tblW w:w="0" w:type="auto"/>
+        <w:tblLook w:val="04A0" w:firstRow="1" w:lastRow="0" w:firstColumn="1" w:lastColumn="0" w:noHBand="0" w:noVBand="1"/>
+      </w:tblPr>
+      <w:tblGrid>
+        <w:gridCol w:w="3503"/>
+        <w:gridCol w:w="3503"/>
+        <w:gridCol w:w="3504"/>
+      </w:tblGrid>
+      <w:tr>
+        <w:tc>
+          <w:tcPr>
+            <w:tcW w:w="3503" w:type="dxa"/>
+          </w:tcPr>
+          <w:p>
+            <w:pPr>
+              <w:keepNext/>
+              <w:keepLines/>
+              <w:tabs>
+                <w:tab w:val="right" w:pos="9026"/>
+              </w:tabs>
+              <w:spacing w:after="20"/>
+              <w:jc w:val="center"/>
+              <w:rPr>
+                <w:rFonts w:ascii="Calibri" w:eastAsia="Calibri" w:hAnsi="Calibri" w:cs="Calibri"/>
+                <w:b/>
+                <w:bCs/>
+                <w:sz w:val="19"/>
+                <w:szCs w:val="19"/>
+              </w:rPr>
+            </w:pPr>
+            <w:r>
+              <w:rPr>
+                <w:rFonts w:ascii="Calibri" w:eastAsia="Calibri" w:hAnsi="Calibri" w:cs="Calibri"/>
+                <w:b/>
+                <w:bCs/>
+                <w:sz w:val="19"/>
+                <w:szCs w:val="19"/>
+              </w:rPr>
+              <w:t>Certificate Name</w:t>
+            </w:r>
+          </w:p>
+        </w:tc>
+        <w:tc>
+          <w:tcPr>
+            <w:tcW w:w="3503" w:type="dxa"/>
+          </w:tcPr>
+          <w:p>
+            <w:pPr>
+              <w:keepNext/>
+              <w:keepLines/>
+              <w:tabs>
+                <w:tab w:val="right" w:pos="9026"/>
+              </w:tabs>
+              <w:spacing w:after="20"/>
+              <w:jc w:val="center"/>
+              <w:rPr>
+                <w:rFonts w:ascii="Calibri" w:eastAsia="Calibri" w:hAnsi="Calibri" w:cs="Calibri"/>
+                <w:b/>
+                <w:bCs/>
+                <w:sz w:val="19"/>
+                <w:szCs w:val="19"/>
+              </w:rPr>
+            </w:pPr>
+            <w:r>
+              <w:rPr>
+                <w:rFonts w:ascii="Calibri" w:eastAsia="Calibri" w:hAnsi="Calibri" w:cs="Calibri"/>
+                <w:b/>
+                <w:bCs/>
+                <w:sz w:val="19"/>
+                <w:szCs w:val="19"/>
+              </w:rPr>
+              <w:t>Issuing organization</w:t>
+            </w:r>
+          </w:p>
+        </w:tc>
+        <w:tc>
+          <w:tcPr>
+            <w:tcW w:w="3504" w:type="dxa"/>
+          </w:tcPr>
+          <w:p>
+            <w:pPr>
+              <w:keepNext/>
+              <w:keepLines/>
+              <w:tabs>
+                <w:tab w:val="right" w:pos="9026"/>
+              </w:tabs>
+              <w:spacing w:after="20"/>
+              <w:jc w:val="center"/>
+              <w:rPr>
+                <w:rFonts w:ascii="Calibri" w:eastAsia="Calibri" w:hAnsi="Calibri" w:cs="Calibri"/>
+                <w:b/>
+                <w:bCs/>
+                <w:sz w:val="19"/>
+                <w:szCs w:val="19"/>
+              </w:rPr>
+            </w:pPr>
+            <w:r>
+              <w:rPr>
+                <w:rFonts w:ascii="Calibri" w:eastAsia="Calibri" w:hAnsi="Calibri" w:cs="Calibri"/>
+                <w:b/>
+                <w:bCs/>
+                <w:sz w:val="19"/>
+                <w:szCs w:val="19"/>
+              </w:rPr>
+              <w:t>Credential Id</w:t>
+            </w:r>
+          </w:p>
+        </w:tc>
+      </w:tr>
+      <w:tr>
+        <w:tc>
+          <w:tcPr>
+            <w:tcW w:w="3503" w:type="dxa"/>
+          </w:tcPr>
+          <w:p>
+            <w:pPr>
+              <w:keepNext/>
+              <w:keepLines/>
+              <w:tabs>
+                <w:tab w:val="right" w:pos="9026"/>
+              </w:tabs>
+              <w:spacing w:after="20"/>
+              <w:rPr>
+                <w:rFonts w:ascii="Calibri" w:eastAsia="Calibri" w:hAnsi="Calibri" w:cs="Calibri"/>
+                <w:sz w:val="19"/>
+                <w:szCs w:val="19"/>
+              </w:rPr>
+            </w:pPr>
+            <w:r>
+              <w:rPr>
+                <w:rFonts w:ascii="Calibri" w:eastAsia="Calibri" w:hAnsi="Calibri" w:cs="Calibri"/>
+                <w:sz w:val="19"/>
+                <w:szCs w:val="19"/>
+              </w:rPr>
+              <w:t>Generative AI Mastery</w:t>
+            </w:r>
+            <w:r>
+              <w:rPr>
+                <w:rFonts w:ascii="Calibri" w:eastAsia="Calibri" w:hAnsi="Calibri" w:cs="Calibri"/>
+                <w:sz w:val="19"/>
+                <w:szCs w:val="19"/>
+              </w:rPr>
+              <w:t xml:space="preserve">- </w:t>
+            </w:r>
+            <w:r>
+              <w:rPr>
+                <w:rFonts w:ascii="Calibri" w:eastAsia="Calibri" w:hAnsi="Calibri" w:cs="Calibri"/>
+                <w:sz w:val="19"/>
+                <w:szCs w:val="19"/>
+              </w:rPr>
+              <w:t>Revolutionizing Game Development</w:t>
+            </w:r>
+          </w:p>
+        </w:tc>
+        <w:tc>
+          <w:tcPr>
+            <w:tcW w:w="3503" w:type="dxa"/>
+          </w:tcPr>
+          <w:p>
+            <w:pPr>
+              <w:keepNext/>
+              <w:keepLines/>
+              <w:tabs>
+                <w:tab w:val="right" w:pos="9026"/>
+              </w:tabs>
+              <w:spacing w:after="20"/>
+              <w:rPr>
+                <w:rFonts w:ascii="Calibri" w:eastAsia="Calibri" w:hAnsi="Calibri" w:cs="Calibri"/>
+                <w:sz w:val="19"/>
+                <w:szCs w:val="19"/>
+              </w:rPr>
+            </w:pPr>
+            <w:r>
+              <w:rPr>
+                <w:rFonts w:ascii="Calibri" w:eastAsia="Calibri" w:hAnsi="Calibri" w:cs="Calibri"/>
+                <w:sz w:val="19"/>
+                <w:szCs w:val="19"/>
+              </w:rPr>
+              <w:t>AI &amp; Generative AI via HP (edX), Nov 2025</w:t>
+            </w:r>
+          </w:p>
+        </w:tc>
+        <w:tc>
+          <w:tcPr>
+            <w:tcW w:w="3504" w:type="dxa"/>
+          </w:tcPr>
+          <w:p>
+            <w:pPr>
+              <w:keepNext/>
+              <w:keepLines/>
+              <w:tabs>
+                <w:tab w:val="right" w:pos="9026"/>
+              </w:tabs>
+              <w:spacing w:after="20"/>
+              <w:rPr>
+                <w:rFonts w:ascii="Calibri" w:eastAsia="Calibri" w:hAnsi="Calibri" w:cs="Calibri"/>
+                <w:sz w:val="19"/>
+                <w:szCs w:val="19"/>
+              </w:rPr>
+            </w:pPr>
+            <w:r>
+              <w:rPr>
+                <w:rFonts w:ascii="Calibri" w:eastAsia="Calibri" w:hAnsi="Calibri" w:cs="Calibri"/>
+                <w:sz w:val="19"/>
+                <w:szCs w:val="19"/>
+              </w:rPr>
+              <w:t>e0068eb1873c44c2bc1fc03c806dd249</w:t>
+            </w:r>
+          </w:p>
+          <w:p>
+            <w:pPr>
+              <w:keepNext/>
+              <w:keepLines/>
+              <w:tabs>
+                <w:tab w:val="right" w:pos="9026"/>
+              </w:tabs>
+              <w:spacing w:after="20"/>
+              <w:rPr>
+                <w:rFonts w:ascii="Calibri" w:eastAsia="Calibri" w:hAnsi="Calibri" w:cs="Calibri"/>
+                <w:sz w:val="19"/>
+                <w:szCs w:val="19"/>
+              </w:rPr>
+            </w:pPr>
+          </w:p>
+        </w:tc>
+      </w:tr>
+      <w:tr>
+        <w:tc>
+          <w:tcPr>
+            <w:tcW w:w="3503" w:type="dxa"/>
+          </w:tcPr>
+          <w:p>
+            <w:pPr>
+              <w:keepNext/>
+              <w:keepLines/>
+              <w:tabs>
+                <w:tab w:val="right" w:pos="9026"/>
+              </w:tabs>
+              <w:spacing w:after="20"/>
+              <w:rPr>
+                <w:rFonts w:ascii="Calibri" w:eastAsia="Calibri" w:hAnsi="Calibri" w:cs="Calibri"/>
+                <w:sz w:val="19"/>
+                <w:szCs w:val="19"/>
+              </w:rPr>
+            </w:pPr>
+            <w:r>
+              <w:rPr>
+                <w:rFonts w:ascii="Calibri" w:eastAsia="Calibri" w:hAnsi="Calibri" w:cs="Calibri"/>
+                <w:sz w:val="19"/>
+                <w:szCs w:val="19"/>
+              </w:rPr>
+              <w:t>Linux Training – Linux Fundamentals</w:t>
+            </w:r>
+          </w:p>
+        </w:tc>
+        <w:tc>
+          <w:tcPr>
+            <w:tcW w:w="3503" w:type="dxa"/>
+          </w:tcPr>
+          <w:p>
+            <w:pPr>
+              <w:keepNext/>
+              <w:keepLines/>
+              <w:tabs>
+                <w:tab w:val="right" w:pos="9026"/>
+              </w:tabs>
+              <w:spacing w:after="20"/>
+              <w:rPr>
+                <w:rFonts w:ascii="Calibri" w:eastAsia="Calibri" w:hAnsi="Calibri" w:cs="Calibri"/>
+                <w:sz w:val="19"/>
+                <w:szCs w:val="19"/>
+              </w:rPr>
+            </w:pPr>
+            <w:r>
+              <w:rPr>
+                <w:rFonts w:ascii="Calibri" w:eastAsia="Calibri" w:hAnsi="Calibri" w:cs="Calibri"/>
+                <w:sz w:val="19"/>
+                <w:szCs w:val="19"/>
+              </w:rPr>
+              <w:t>IIT Bombay Spoken Tutorial, Sep 2024</w:t>
+            </w:r>
+          </w:p>
+        </w:tc>
+        <w:tc>
+          <w:tcPr>
+            <w:tcW w:w="3504" w:type="dxa"/>
+          </w:tcPr>
+          <w:p>
+            <w:pPr>
+              <w:keepNext/>
+              <w:keepLines/>
+              <w:tabs>
+                <w:tab w:val="right" w:pos="9026"/>
+              </w:tabs>
+              <w:spacing w:after="20"/>
+              <w:rPr>
+                <w:rFonts w:ascii="Calibri" w:eastAsia="Calibri" w:hAnsi="Calibri" w:cs="Calibri"/>
+                <w:sz w:val="19"/>
+                <w:szCs w:val="19"/>
+              </w:rPr>
+            </w:pPr>
+            <w:r>
+              <w:rPr>
+                <w:rFonts w:ascii="Calibri" w:eastAsia="Calibri" w:hAnsi="Calibri" w:cs="Calibri"/>
+                <w:sz w:val="19"/>
+                <w:szCs w:val="19"/>
+              </w:rPr>
+              <w:t>3568985KGU</w:t>
+            </w:r>
+          </w:p>
+        </w:tc>
+      </w:tr>
+      <w:tr>
+        <w:tc>
+          <w:tcPr>
+            <w:tcW w:w="3503" w:type="dxa"/>
+          </w:tcPr>
+          <w:p>
+            <w:pPr>
+              <w:keepNext/>
+              <w:keepLines/>
+              <w:tabs>
+                <w:tab w:val="right" w:pos="9026"/>
+              </w:tabs>
+              <w:spacing w:after="20"/>
+              <w:rPr>
+                <w:rFonts w:ascii="Calibri" w:eastAsia="Calibri" w:hAnsi="Calibri" w:cs="Calibri"/>
+                <w:sz w:val="19"/>
+                <w:szCs w:val="19"/>
+              </w:rPr>
+            </w:pPr>
+            <w:r>
+              <w:rPr>
+                <w:rFonts w:ascii="Calibri" w:eastAsia="Calibri" w:hAnsi="Calibri" w:cs="Calibri"/>
+                <w:sz w:val="19"/>
+                <w:szCs w:val="19"/>
+              </w:rPr>
+              <w:t xml:space="preserve">Java Training </w:t>
+            </w:r>
+            <w:r>
+              <w:rPr>
+                <w:rFonts w:ascii="Calibri" w:eastAsia="Calibri" w:hAnsi="Calibri" w:cs="Calibri"/>
+                <w:sz w:val="19"/>
+                <w:szCs w:val="19"/>
+              </w:rPr>
+              <w:t>-</w:t>
+            </w:r>
+            <w:r>
+              <w:rPr>
+                <w:rFonts w:ascii="Calibri" w:eastAsia="Calibri" w:hAnsi="Calibri" w:cs="Calibri"/>
+                <w:sz w:val="19"/>
+                <w:szCs w:val="19"/>
+              </w:rPr>
+              <w:t>Programming</w:t>
+            </w:r>
+          </w:p>
+        </w:tc>
+        <w:tc>
+          <w:tcPr>
+            <w:tcW w:w="3503" w:type="dxa"/>
+          </w:tcPr>
+          <w:p>
+            <w:pPr>
+              <w:tabs>
+                <w:tab w:val="right" w:pos="9026"/>
+              </w:tabs>
+              <w:spacing w:after="120"/>
+              <w:rPr>
+                <w:rFonts w:ascii="Calibri" w:eastAsia="Calibri" w:hAnsi="Calibri" w:cs="Calibri"/>
+                <w:sz w:val="19"/>
+                <w:szCs w:val="19"/>
+              </w:rPr>
+            </w:pPr>
+            <w:r>
+              <w:rPr>
+                <w:rFonts w:ascii="Calibri" w:eastAsia="Calibri" w:hAnsi="Calibri" w:cs="Calibri"/>
+                <w:sz w:val="19"/>
+                <w:szCs w:val="19"/>
+              </w:rPr>
+              <w:t>IIT Bombay Spoken Tutorial, Feb 2024</w:t>
+            </w:r>
+          </w:p>
+        </w:tc>
+        <w:tc>
+          <w:tcPr>
+            <w:tcW w:w="3504" w:type="dxa"/>
+          </w:tcPr>
+          <w:p>
+            <w:pPr>
+              <w:keepNext/>
+              <w:keepLines/>
+              <w:tabs>
+                <w:tab w:val="right" w:pos="9026"/>
+              </w:tabs>
+              <w:spacing w:after="20"/>
+              <w:rPr>
+                <w:rFonts w:ascii="Calibri" w:eastAsia="Calibri" w:hAnsi="Calibri" w:cs="Calibri"/>
+                <w:sz w:val="19"/>
+                <w:szCs w:val="19"/>
+              </w:rPr>
+            </w:pPr>
+            <w:r>
+              <w:rPr>
+                <w:rFonts w:ascii="Calibri" w:eastAsia="Calibri" w:hAnsi="Calibri" w:cs="Calibri"/>
+                <w:sz w:val="19"/>
+                <w:szCs w:val="19"/>
+              </w:rPr>
+              <w:t>356898534W</w:t>
+            </w:r>
+          </w:p>
+        </w:tc>
+      </w:tr>
+    </w:tbl>
     <w:p>
       <w:pPr>
         <w:keepNext/>
@@ -1861,25 +2236,11 @@
           <w:szCs w:val="19"/>
         </w:rPr>
       </w:pPr>
-      <w:r>
-        <w:rPr>
-          <w:rFonts w:ascii="Calibri" w:eastAsia="Calibri" w:hAnsi="Calibri" w:cs="Calibri"/>
-          <w:sz w:val="19"/>
-          <w:szCs w:val="19"/>
-        </w:rPr>
-        <w:t xml:space="preserve">Credential ID: </w:t>
-      </w:r>
-      <w:r>
-        <w:rPr>
-          <w:rFonts w:ascii="Calibri" w:eastAsia="Calibri" w:hAnsi="Calibri" w:cs="Calibri"/>
-          <w:sz w:val="19"/>
-          <w:szCs w:val="19"/>
-        </w:rPr>
-        <w:t>e0068eb1873c44c2bc1fc03c806dd249</w:t>
-      </w:r>
-    </w:p>
-    <w:p>
-      <w:pPr>
+    </w:p>
+    <w:p>
+      <w:pPr>
+        <w:keepNext/>
+        <w:keepLines/>
         <w:tabs>
           <w:tab w:val="right" w:pos="9026"/>
         </w:tabs>
@@ -1890,25 +2251,11 @@
           <w:szCs w:val="19"/>
         </w:rPr>
       </w:pPr>
-      <w:r>
-        <w:rPr>
-          <w:rFonts w:ascii="Calibri" w:eastAsia="Calibri" w:hAnsi="Calibri" w:cs="Calibri"/>
-          <w:sz w:val="19"/>
-          <w:szCs w:val="19"/>
-        </w:rPr>
-        <w:t>Linux Training – Linux Fundamentals via IIT Bombay Spoken Tutorial, Sep 2024</w:t>
-      </w:r>
-      <w:r>
-        <w:rPr>
-          <w:rFonts w:ascii="Calibri" w:eastAsia="Calibri" w:hAnsi="Calibri" w:cs="Calibri"/>
-          <w:sz w:val="19"/>
-          <w:szCs w:val="19"/>
-        </w:rPr>
-        <w:t xml:space="preserve">.                                                                    </w:t>
-      </w:r>
-    </w:p>
-    <w:p>
-      <w:pPr>
+    </w:p>
+    <w:p>
+      <w:pPr>
+        <w:keepNext/>
+        <w:keepLines/>
         <w:tabs>
           <w:tab w:val="right" w:pos="9026"/>
         </w:tabs>
@@ -1919,22 +2266,36 @@
           <w:szCs w:val="19"/>
         </w:rPr>
       </w:pPr>
-      <w:r>
-        <w:rPr>
-          <w:rFonts w:ascii="Calibri" w:eastAsia="Calibri" w:hAnsi="Calibri" w:cs="Calibri"/>
-          <w:sz w:val="19"/>
-          <w:szCs w:val="19"/>
-        </w:rPr>
-        <w:t xml:space="preserve">Credential ID: </w:t>
-      </w:r>
-      <w:r>
-        <w:rPr>
-          <w:rFonts w:ascii="Calibri" w:eastAsia="Calibri" w:hAnsi="Calibri" w:cs="Calibri"/>
-          <w:sz w:val="19"/>
-          <w:szCs w:val="19"/>
-        </w:rPr>
-        <w:t>3568985KGU</w:t>
-      </w:r>
+    </w:p>
+    <w:p>
+      <w:pPr>
+        <w:keepNext/>
+        <w:keepLines/>
+        <w:tabs>
+          <w:tab w:val="right" w:pos="9026"/>
+        </w:tabs>
+        <w:spacing w:after="20"/>
+        <w:rPr>
+          <w:rFonts w:ascii="Calibri" w:eastAsia="Calibri" w:hAnsi="Calibri" w:cs="Calibri"/>
+          <w:sz w:val="19"/>
+          <w:szCs w:val="19"/>
+        </w:rPr>
+      </w:pPr>
+    </w:p>
+    <w:p>
+      <w:pPr>
+        <w:keepNext/>
+        <w:keepLines/>
+        <w:tabs>
+          <w:tab w:val="right" w:pos="9026"/>
+        </w:tabs>
+        <w:spacing w:after="20"/>
+        <w:rPr>
+          <w:rFonts w:ascii="Calibri" w:eastAsia="Calibri" w:hAnsi="Calibri" w:cs="Calibri"/>
+          <w:sz w:val="19"/>
+          <w:szCs w:val="19"/>
+        </w:rPr>
+      </w:pPr>
     </w:p>
     <w:p>
       <w:pPr>
@@ -1948,38 +2309,6 @@
           <w:szCs w:val="19"/>
         </w:rPr>
       </w:pPr>
-      <w:r>
-        <w:rPr>
-          <w:rFonts w:ascii="Calibri" w:eastAsia="Calibri" w:hAnsi="Calibri" w:cs="Calibri"/>
-          <w:sz w:val="19"/>
-          <w:szCs w:val="19"/>
-        </w:rPr>
-        <w:t>Java Training – Programming via IIT Bombay Spoken Tutorial, Feb 2024</w:t>
-      </w:r>
-    </w:p>
-    <w:p>
-      <w:pPr>
-        <w:tabs>
-          <w:tab w:val="right" w:pos="9026"/>
-        </w:tabs>
-        <w:spacing w:after="120"/>
-      </w:pPr>
-      <w:r>
-        <w:rPr>
-          <w:rFonts w:ascii="Calibri" w:eastAsia="Calibri" w:hAnsi="Calibri" w:cs="Calibri"/>
-          <w:sz w:val="19"/>
-          <w:szCs w:val="19"/>
-        </w:rPr>
-        <w:t xml:space="preserve">Credential ID: </w:t>
-      </w:r>
-      <w:r>
-        <w:rPr>
-          <w:rFonts w:ascii="Calibri" w:eastAsia="Calibri" w:hAnsi="Calibri" w:cs="Calibri"/>
-          <w:sz w:val="19"/>
-          <w:szCs w:val="19"/>
-        </w:rPr>
-        <w:t>356898534W</w:t>
-      </w:r>
     </w:p>
     <w:sectPr>
       <w:pgSz w:w="12240" w:h="15840"/>
@@ -1992,7 +2321,7 @@
 </file>
 
 <file path=word/numbering.xml><?xml version="1.0" encoding="utf-8"?>
-<w:numbering xmlns:wpc="http://schemas.microsoft.com/office/word/2010/wordprocessingCanvas" xmlns:cx="http://schemas.microsoft.com/office/drawing/2014/chartex" xmlns:cx1="http://schemas.microsoft.com/office/drawing/2015/9/8/chartex" xmlns:cx2="http://schemas.microsoft.com/office/drawing/2015/10/21/chartex" xmlns:cx3="http://schemas.microsoft.com/office/drawing/2016/5/9/chartex" xmlns:cx4="http://schemas.microsoft.com/office/drawing/2016/5/10/chartex" xmlns:cx5="http://schemas.microsoft.com/office/drawing/2016/5/11/chartex" xmlns:cx6="http://schemas.microsoft.com/office/drawing/2016/5/12/chartex" xmlns:cx7="http://schemas.microsoft.com/office/drawing/2016/5/13/chartex" xmlns:cx8="http://schemas.microsoft.com/office/drawing/2016/5/14/chartex" xmlns:mc="http://schemas.openxmlformats.org/markup-compatibility/2006" xmlns:aink="http://schemas.microsoft.com/office/drawing/2016/ink" xmlns:am3d="http://schemas.microsoft.com/office/drawing/2017/model3d" xmlns:o="urn:schemas-microsoft-com:office:office" xmlns:oel="http://schemas.microsoft.com/office/2019/extlst" xmlns:r="http://schemas.openxmlformats.org/officeDocument/2006/relationships" xmlns:m="http://schemas.openxmlformats.org/officeDocument/2006/math" xmlns:v="urn:schemas-microsoft-com:vml" xmlns:wp14="http://schemas.microsoft.com/office/word/2010/wordprocessingDrawing" xmlns:wp="http://schemas.openxmlformats.org/drawingml/2006/wordprocessingDrawing" xmlns:w10="urn:schemas-microsoft-com:office:word" xmlns:w="http://schemas.openxmlformats.org/wordprocessingml/2006/main" xmlns:w14="http://schemas.microsoft.com/office/word/2010/wordml" xmlns:w15="http://schemas.microsoft.com/office/word/2012/wordml" xmlns:w16cei="http://schemas.microsoft.com/office/word/2026/wordml/cei" xmlns:w16cex="http://schemas.microsoft.com/office/word/2018/wordml/cex" xmlns:w16cid="http://schemas.microsoft.com/office/word/2016/wordml/cid" xmlns:w16="http://schemas.microsoft.com/office/word/2018/wordml" xmlns:w16du="http://schemas.microsoft.com/office/word/2023/wordml/word16du" xmlns:w16sdtdh="http://schemas.microsoft.com/office/word/2020/wordml/sdtdatahash" xmlns:w16sdtfl="http://schemas.microsoft.com/office/word/2024/wordml/sdtformatlock" xmlns:w16se="http://schemas.microsoft.com/office/word/2015/wordml/symex" xmlns:wpg="http://schemas.microsoft.com/office/word/2010/wordprocessingGroup" xmlns:wpi="http://schemas.microsoft.com/office/word/2010/wordprocessingInk" xmlns:wne="http://schemas.microsoft.com/office/word/2006/wordml" xmlns:wps="http://schemas.microsoft.com/office/word/2010/wordprocessingShape" mc:Ignorable="w14 w15 w16se w16cid w16 w16cex w16sdtdh w16sdtfl w16du wp14">
+<w:numbering xmlns:wpc="http://schemas.microsoft.com/office/word/2010/wordprocessingCanvas" xmlns:cx="http://schemas.microsoft.com/office/drawing/2014/chartex" xmlns:cx1="http://schemas.microsoft.com/office/drawing/2015/9/8/chartex" xmlns:cx2="http://schemas.microsoft.com/office/drawing/2015/10/21/chartex" xmlns:cx3="http://schemas.microsoft.com/office/drawing/2016/5/9/chartex" xmlns:cx4="http://schemas.microsoft.com/office/drawing/2016/5/10/chartex" xmlns:cx5="http://schemas.microsoft.com/office/drawing/2016/5/11/chartex" xmlns:cx6="http://schemas.microsoft.com/office/drawing/2016/5/12/chartex" xmlns:cx7="http://schemas.microsoft.com/office/drawing/2016/5/13/chartex" xmlns:cx8="http://schemas.microsoft.com/office/drawing/2016/5/14/chartex" xmlns:mc="http://schemas.openxmlformats.org/markup-compatibility/2006" xmlns:aink="http://schemas.microsoft.com/office/drawing/2016/ink" xmlns:am3d="http://schemas.microsoft.com/office/drawing/2017/model3d" xmlns:o="urn:schemas-microsoft-com:office:office" xmlns:oel="http://schemas.microsoft.com/office/2019/extlst" xmlns:r="http://schemas.openxmlformats.org/officeDocument/2006/relationships" xmlns:m="http://schemas.openxmlformats.org/officeDocument/2006/math" xmlns:v="urn:schemas-microsoft-com:vml" xmlns:wp14="http://schemas.microsoft.com/office/word/2010/wordprocessingDrawing" xmlns:wp="http://schemas.openxmlformats.org/drawingml/2006/wordprocessingDrawing" xmlns:w10="urn:schemas-microsoft-com:office:word" xmlns:w="http://schemas.openxmlformats.org/wordprocessingml/2006/main" xmlns:w14="http://schemas.microsoft.com/office/word/2010/wordml" xmlns:w15="http://schemas.microsoft.com/office/word/2012/wordml" xmlns:w16cex="http://schemas.microsoft.com/office/word/2018/wordml/cex" xmlns:w16cid="http://schemas.microsoft.com/office/word/2016/wordml/cid" xmlns:w16="http://schemas.microsoft.com/office/word/2018/wordml" xmlns:w16du="http://schemas.microsoft.com/office/word/2023/wordml/word16du" xmlns:w16sdtdh="http://schemas.microsoft.com/office/word/2020/wordml/sdtdatahash" xmlns:w16sdtfl="http://schemas.microsoft.com/office/word/2024/wordml/sdtformatlock" xmlns:w16se="http://schemas.microsoft.com/office/word/2015/wordml/symex" xmlns:wpg="http://schemas.microsoft.com/office/word/2010/wordprocessingGroup" xmlns:wpi="http://schemas.microsoft.com/office/word/2010/wordprocessingInk" xmlns:wne="http://schemas.microsoft.com/office/word/2006/wordml" xmlns:wps="http://schemas.microsoft.com/office/word/2010/wordprocessingShape" mc:Ignorable="w14 w15 w16se w16cid w16 w16cex w16sdtdh w16sdtfl w16du wp14">
   <w:abstractNum w:abstractNumId="0" w15:restartNumberingAfterBreak="0">
     <w:nsid w:val="189304D7"/>
     <w:multiLevelType w:val="hybridMultilevel"/>
@@ -2282,6 +2611,119 @@
       <w:lvlJc w:val="left"/>
     </w:lvl>
   </w:abstractNum>
+  <w:abstractNum w:abstractNumId="3" w15:restartNumberingAfterBreak="0">
+    <w:nsid w:val="68A955FA"/>
+    <w:multiLevelType w:val="hybridMultilevel"/>
+    <w:tmpl w:val="25EACFE4"/>
+    <w:lvl w:ilvl="0" w:tplc="40090001">
+      <w:start w:val="1"/>
+      <w:numFmt w:val="bullet"/>
+      <w:lvlText w:val=""/>
+      <w:lvlJc w:val="left"/>
+      <w:pPr>
+        <w:ind w:left="360" w:hanging="360"/>
+      </w:pPr>
+      <w:rPr>
+        <w:rFonts w:ascii="Symbol" w:hAnsi="Symbol" w:hint="default"/>
+      </w:rPr>
+    </w:lvl>
+    <w:lvl w:ilvl="1" w:tplc="40090003">
+      <w:start w:val="1"/>
+      <w:numFmt w:val="bullet"/>
+      <w:lvlText w:val="o"/>
+      <w:lvlJc w:val="left"/>
+      <w:pPr>
+        <w:ind w:left="1080" w:hanging="360"/>
+      </w:pPr>
+      <w:rPr>
+        <w:rFonts w:ascii="Courier New" w:hAnsi="Courier New" w:cs="Courier New" w:hint="default"/>
+      </w:rPr>
+    </w:lvl>
+    <w:lvl w:ilvl="2" w:tplc="40090005">
+      <w:start w:val="1"/>
+      <w:numFmt w:val="bullet"/>
+      <w:lvlText w:val=""/>
+      <w:lvlJc w:val="left"/>
+      <w:pPr>
+        <w:ind w:left="1800" w:hanging="360"/>
+      </w:pPr>
+      <w:rPr>
+        <w:rFonts w:ascii="Wingdings" w:hAnsi="Wingdings" w:hint="default"/>
+      </w:rPr>
+    </w:lvl>
+    <w:lvl w:ilvl="3" w:tplc="40090001">
+      <w:start w:val="1"/>
+      <w:numFmt w:val="bullet"/>
+      <w:lvlText w:val=""/>
+      <w:lvlJc w:val="left"/>
+      <w:pPr>
+        <w:ind w:left="2520" w:hanging="360"/>
+      </w:pPr>
+      <w:rPr>
+        <w:rFonts w:ascii="Symbol" w:hAnsi="Symbol" w:hint="default"/>
+      </w:rPr>
+    </w:lvl>
+    <w:lvl w:ilvl="4" w:tplc="40090003">
+      <w:start w:val="1"/>
+      <w:numFmt w:val="bullet"/>
+      <w:lvlText w:val="o"/>
+      <w:lvlJc w:val="left"/>
+      <w:pPr>
+        <w:ind w:left="3240" w:hanging="360"/>
+      </w:pPr>
+      <w:rPr>
+        <w:rFonts w:ascii="Courier New" w:hAnsi="Courier New" w:cs="Courier New" w:hint="default"/>
+      </w:rPr>
+    </w:lvl>
+    <w:lvl w:ilvl="5" w:tplc="40090005">
+      <w:start w:val="1"/>
+      <w:numFmt w:val="bullet"/>
+      <w:lvlText w:val=""/>
+      <w:lvlJc w:val="left"/>
+      <w:pPr>
+        <w:ind w:left="3960" w:hanging="360"/>
+      </w:pPr>
+      <w:rPr>
+        <w:rFonts w:ascii="Wingdings" w:hAnsi="Wingdings" w:hint="default"/>
+      </w:rPr>
+    </w:lvl>
+    <w:lvl w:ilvl="6" w:tplc="40090001">
+      <w:start w:val="1"/>
+      <w:numFmt w:val="bullet"/>
+      <w:lvlText w:val=""/>
+      <w:lvlJc w:val="left"/>
+      <w:pPr>
+        <w:ind w:left="4680" w:hanging="360"/>
+      </w:pPr>
+      <w:rPr>
+        <w:rFonts w:ascii="Symbol" w:hAnsi="Symbol" w:hint="default"/>
+      </w:rPr>
+    </w:lvl>
+    <w:lvl w:ilvl="7" w:tplc="40090003">
+      <w:start w:val="1"/>
+      <w:numFmt w:val="bullet"/>
+      <w:lvlText w:val="o"/>
+      <w:lvlJc w:val="left"/>
+      <w:pPr>
+        <w:ind w:left="5400" w:hanging="360"/>
+      </w:pPr>
+      <w:rPr>
+        <w:rFonts w:ascii="Courier New" w:hAnsi="Courier New" w:cs="Courier New" w:hint="default"/>
+      </w:rPr>
+    </w:lvl>
+    <w:lvl w:ilvl="8" w:tplc="40090005">
+      <w:start w:val="1"/>
+      <w:numFmt w:val="bullet"/>
+      <w:lvlText w:val=""/>
+      <w:lvlJc w:val="left"/>
+      <w:pPr>
+        <w:ind w:left="6120" w:hanging="360"/>
+      </w:pPr>
+      <w:rPr>
+        <w:rFonts w:ascii="Wingdings" w:hAnsi="Wingdings" w:hint="default"/>
+      </w:rPr>
+    </w:lvl>
+  </w:abstractNum>
   <w:num w:numId="1" w16cid:durableId="939870560">
     <w:abstractNumId w:val="0"/>
     <w:lvlOverride w:ilvl="0">
@@ -2296,6 +2738,9 @@
   </w:num>
   <w:num w:numId="3" w16cid:durableId="1404598508">
     <w:abstractNumId w:val="1"/>
+  </w:num>
+  <w:num w:numId="4" w16cid:durableId="730545347">
+    <w:abstractNumId w:val="3"/>
   </w:num>
 </w:numbering>
 </file>
@@ -2912,6 +3357,22 @@
       <w:u w:val="single"/>
     </w:rPr>
   </w:style>
+  <w:style w:type="table" w:styleId="TableGrid">
+    <w:name w:val="Table Grid"/>
+    <w:basedOn w:val="TableNormal"/>
+    <w:uiPriority w:val="39"/>
+    <w:rsid w:val="00E31D6A"/>
+    <w:tblPr>
+      <w:tblBorders>
+        <w:top w:val="single" w:sz="4" w:space="0" w:color="auto"/>
+        <w:left w:val="single" w:sz="4" w:space="0" w:color="auto"/>
+        <w:bottom w:val="single" w:sz="4" w:space="0" w:color="auto"/>
+        <w:right w:val="single" w:sz="4" w:space="0" w:color="auto"/>
+        <w:insideH w:val="single" w:sz="4" w:space="0" w:color="auto"/>
+        <w:insideV w:val="single" w:sz="4" w:space="0" w:color="auto"/>
+      </w:tblBorders>
+    </w:tblPr>
+  </w:style>
 </w:styles>
 </file>
 

--- a/public/resume.docx
+++ b/public/resume.docx
@@ -450,36 +450,7 @@
                   <w:sz w:val="18"/>
                   <w:szCs w:val="18"/>
                 </w:rPr>
-                <w:t>Kundan-code</w:t>
-              </w:r>
-              <w:r>
-                <w:rPr>
-                  <w:rStyle w:val="Hyperlink"/>
-                  <w:rFonts w:ascii="Calibri" w:eastAsia="Calibri" w:hAnsi="Calibri" w:cs="Calibri"/>
-                  <w:sz w:val="18"/>
-                  <w:szCs w:val="18"/>
-                </w:rPr>
-                <w:t>7 (</w:t>
-              </w:r>
-              <w:proofErr w:type="spellStart"/>
-              <w:r>
-                <w:rPr>
-                  <w:rStyle w:val="Hyperlink"/>
-                  <w:rFonts w:ascii="Calibri" w:eastAsia="Calibri" w:hAnsi="Calibri" w:cs="Calibri"/>
-                  <w:sz w:val="18"/>
-                  <w:szCs w:val="18"/>
-                </w:rPr>
-                <w:t>Github</w:t>
-              </w:r>
-              <w:proofErr w:type="spellEnd"/>
-              <w:r>
-                <w:rPr>
-                  <w:rStyle w:val="Hyperlink"/>
-                  <w:rFonts w:ascii="Calibri" w:eastAsia="Calibri" w:hAnsi="Calibri" w:cs="Calibri"/>
-                  <w:sz w:val="18"/>
-                  <w:szCs w:val="18"/>
-                </w:rPr>
-                <w:t>)</w:t>
+                <w:t>kundannetke8.vercel.app(portfolio)</w:t>
               </w:r>
             </w:hyperlink>
           </w:p>
@@ -1194,16 +1165,6 @@
     </w:p>
     <w:p>
       <w:pPr>
-        <w:spacing w:after="20"/>
-        <w:rPr>
-          <w:rFonts w:ascii="Calibri" w:eastAsia="Calibri" w:hAnsi="Calibri" w:cs="Calibri"/>
-          <w:sz w:val="19"/>
-          <w:szCs w:val="19"/>
-        </w:rPr>
-      </w:pPr>
-    </w:p>
-    <w:p>
-      <w:pPr>
         <w:pStyle w:val="ListParagraph"/>
         <w:numPr>
           <w:ilvl w:val="0"/>
@@ -1295,6 +1256,21 @@
           <w:tab w:val="right" w:pos="9026"/>
         </w:tabs>
         <w:spacing w:after="20"/>
+        <w:rPr>
+          <w:rFonts w:ascii="Calibri" w:eastAsia="Calibri" w:hAnsi="Calibri" w:cs="Calibri"/>
+          <w:b/>
+          <w:bCs/>
+          <w:sz w:val="19"/>
+          <w:szCs w:val="19"/>
+        </w:rPr>
+      </w:pPr>
+    </w:p>
+    <w:p>
+      <w:pPr>
+        <w:tabs>
+          <w:tab w:val="right" w:pos="9026"/>
+        </w:tabs>
+        <w:spacing w:after="20"/>
       </w:pPr>
       <w:r>
         <w:rPr>
@@ -1489,6 +1465,302 @@
     </w:p>
     <w:p>
       <w:pPr>
+        <w:spacing w:after="40"/>
+        <w:rPr>
+          <w:rFonts w:asciiTheme="minorHAnsi" w:hAnsiTheme="minorHAnsi" w:cstheme="minorHAnsi"/>
+          <w:b/>
+          <w:bCs/>
+          <w:lang w:val="en-IN"/>
+        </w:rPr>
+      </w:pPr>
+    </w:p>
+    <w:p>
+      <w:pPr>
+        <w:spacing w:after="40"/>
+        <w:rPr>
+          <w:rFonts w:asciiTheme="minorHAnsi" w:hAnsiTheme="minorHAnsi" w:cstheme="minorHAnsi"/>
+          <w:lang w:val="en-IN"/>
+        </w:rPr>
+      </w:pPr>
+      <w:proofErr w:type="spellStart"/>
+      <w:r>
+        <w:rPr>
+          <w:rFonts w:asciiTheme="minorHAnsi" w:hAnsiTheme="minorHAnsi" w:cstheme="minorHAnsi"/>
+          <w:b/>
+          <w:bCs/>
+          <w:lang w:val="en-IN"/>
+        </w:rPr>
+        <w:t>CatEye</w:t>
+      </w:r>
+      <w:proofErr w:type="spellEnd"/>
+      <w:r>
+        <w:rPr>
+          <w:rFonts w:asciiTheme="minorHAnsi" w:hAnsiTheme="minorHAnsi" w:cstheme="minorHAnsi"/>
+          <w:b/>
+          <w:bCs/>
+          <w:lang w:val="en-IN"/>
+        </w:rPr>
+        <w:t xml:space="preserve"> – Background Video Recorder</w:t>
+      </w:r>
+      <w:r>
+        <w:rPr>
+          <w:lang w:val="en-IN"/>
+        </w:rPr>
+        <w:t xml:space="preserve"> </w:t>
+      </w:r>
+      <w:r>
+        <w:rPr>
+          <w:rFonts w:asciiTheme="minorHAnsi" w:hAnsiTheme="minorHAnsi" w:cstheme="minorHAnsi"/>
+          <w:lang w:val="en-IN"/>
+        </w:rPr>
+        <w:t>— Android Developer</w:t>
+      </w:r>
+      <w:r>
+        <w:rPr>
+          <w:rFonts w:asciiTheme="minorHAnsi" w:hAnsiTheme="minorHAnsi" w:cstheme="minorHAnsi"/>
+          <w:lang w:val="en-IN"/>
+        </w:rPr>
+        <w:tab/>
+      </w:r>
+      <w:r>
+        <w:rPr>
+          <w:rFonts w:asciiTheme="minorHAnsi" w:hAnsiTheme="minorHAnsi" w:cstheme="minorHAnsi"/>
+          <w:lang w:val="en-IN"/>
+        </w:rPr>
+        <w:tab/>
+      </w:r>
+      <w:r>
+        <w:rPr>
+          <w:rFonts w:asciiTheme="minorHAnsi" w:hAnsiTheme="minorHAnsi" w:cstheme="minorHAnsi"/>
+          <w:lang w:val="en-IN"/>
+        </w:rPr>
+        <w:tab/>
+      </w:r>
+      <w:r>
+        <w:rPr>
+          <w:rFonts w:asciiTheme="minorHAnsi" w:hAnsiTheme="minorHAnsi" w:cstheme="minorHAnsi"/>
+          <w:lang w:val="en-IN"/>
+        </w:rPr>
+        <w:tab/>
+      </w:r>
+      <w:r>
+        <w:rPr>
+          <w:rFonts w:asciiTheme="minorHAnsi" w:hAnsiTheme="minorHAnsi" w:cstheme="minorHAnsi"/>
+          <w:lang w:val="en-IN"/>
+        </w:rPr>
+        <w:tab/>
+      </w:r>
+      <w:r>
+        <w:rPr>
+          <w:rFonts w:asciiTheme="minorHAnsi" w:hAnsiTheme="minorHAnsi" w:cstheme="minorHAnsi"/>
+          <w:lang w:val="en-IN"/>
+        </w:rPr>
+        <w:tab/>
+      </w:r>
+      <w:r>
+        <w:rPr>
+          <w:rFonts w:asciiTheme="minorHAnsi" w:hAnsiTheme="minorHAnsi" w:cstheme="minorHAnsi"/>
+          <w:lang w:val="en-IN"/>
+        </w:rPr>
+        <w:tab/>
+      </w:r>
+      <w:hyperlink r:id="rId10" w:history="1">
+        <w:r>
+          <w:rPr>
+            <w:rStyle w:val="Hyperlink"/>
+            <w:rFonts w:asciiTheme="minorHAnsi" w:hAnsiTheme="minorHAnsi" w:cstheme="minorHAnsi"/>
+            <w:lang w:val="en-IN"/>
+          </w:rPr>
+          <w:t>Release</w:t>
+        </w:r>
+      </w:hyperlink>
+      <w:r>
+        <w:rPr>
+          <w:rFonts w:asciiTheme="minorHAnsi" w:hAnsiTheme="minorHAnsi" w:cstheme="minorHAnsi"/>
+          <w:lang w:val="en-IN"/>
+        </w:rPr>
+        <w:br/>
+        <w:t xml:space="preserve">Android | Kotlin | </w:t>
+      </w:r>
+      <w:proofErr w:type="spellStart"/>
+      <w:r>
+        <w:rPr>
+          <w:rFonts w:asciiTheme="minorHAnsi" w:hAnsiTheme="minorHAnsi" w:cstheme="minorHAnsi"/>
+          <w:lang w:val="en-IN"/>
+        </w:rPr>
+        <w:t>CameraX</w:t>
+      </w:r>
+      <w:proofErr w:type="spellEnd"/>
+      <w:r>
+        <w:rPr>
+          <w:rFonts w:asciiTheme="minorHAnsi" w:hAnsiTheme="minorHAnsi" w:cstheme="minorHAnsi"/>
+          <w:lang w:val="en-IN"/>
+        </w:rPr>
+        <w:t xml:space="preserve"> | Foreground Service | </w:t>
+      </w:r>
+      <w:proofErr w:type="spellStart"/>
+      <w:r>
+        <w:rPr>
+          <w:rFonts w:asciiTheme="minorHAnsi" w:hAnsiTheme="minorHAnsi" w:cstheme="minorHAnsi"/>
+          <w:lang w:val="en-IN"/>
+        </w:rPr>
+        <w:t>MediaRecorder</w:t>
+      </w:r>
+      <w:proofErr w:type="spellEnd"/>
+    </w:p>
+    <w:p>
+      <w:pPr>
+        <w:numPr>
+          <w:ilvl w:val="0"/>
+          <w:numId w:val="5"/>
+        </w:numPr>
+        <w:spacing w:after="40"/>
+        <w:rPr>
+          <w:rFonts w:asciiTheme="minorHAnsi" w:hAnsiTheme="minorHAnsi" w:cstheme="minorHAnsi"/>
+          <w:lang w:val="en-IN"/>
+        </w:rPr>
+      </w:pPr>
+      <w:r>
+        <w:rPr>
+          <w:rFonts w:asciiTheme="minorHAnsi" w:hAnsiTheme="minorHAnsi" w:cstheme="minorHAnsi"/>
+          <w:lang w:val="en-IN"/>
+        </w:rPr>
+        <w:t xml:space="preserve">Built </w:t>
+      </w:r>
+      <w:proofErr w:type="spellStart"/>
+      <w:r>
+        <w:rPr>
+          <w:rFonts w:asciiTheme="minorHAnsi" w:hAnsiTheme="minorHAnsi" w:cstheme="minorHAnsi"/>
+          <w:b/>
+          <w:bCs/>
+          <w:lang w:val="en-IN"/>
+        </w:rPr>
+        <w:t>CatEye</w:t>
+      </w:r>
+      <w:proofErr w:type="spellEnd"/>
+      <w:r>
+        <w:rPr>
+          <w:rFonts w:asciiTheme="minorHAnsi" w:hAnsiTheme="minorHAnsi" w:cstheme="minorHAnsi"/>
+          <w:lang w:val="en-IN"/>
+        </w:rPr>
+        <w:t xml:space="preserve">, an Android application for recording video in the background using </w:t>
+      </w:r>
+      <w:proofErr w:type="spellStart"/>
+      <w:r>
+        <w:rPr>
+          <w:rFonts w:asciiTheme="minorHAnsi" w:hAnsiTheme="minorHAnsi" w:cstheme="minorHAnsi"/>
+          <w:b/>
+          <w:bCs/>
+          <w:lang w:val="en-IN"/>
+        </w:rPr>
+        <w:t>CameraX</w:t>
+      </w:r>
+      <w:proofErr w:type="spellEnd"/>
+      <w:r>
+        <w:rPr>
+          <w:rFonts w:asciiTheme="minorHAnsi" w:hAnsiTheme="minorHAnsi" w:cstheme="minorHAnsi"/>
+          <w:b/>
+          <w:bCs/>
+          <w:lang w:val="en-IN"/>
+        </w:rPr>
+        <w:t xml:space="preserve"> and foreground services</w:t>
+      </w:r>
+      <w:r>
+        <w:rPr>
+          <w:rFonts w:asciiTheme="minorHAnsi" w:hAnsiTheme="minorHAnsi" w:cstheme="minorHAnsi"/>
+          <w:lang w:val="en-IN"/>
+        </w:rPr>
+        <w:t xml:space="preserve">. </w:t>
+      </w:r>
+    </w:p>
+    <w:p>
+      <w:pPr>
+        <w:numPr>
+          <w:ilvl w:val="0"/>
+          <w:numId w:val="5"/>
+        </w:numPr>
+        <w:spacing w:after="40"/>
+        <w:rPr>
+          <w:rFonts w:asciiTheme="minorHAnsi" w:hAnsiTheme="minorHAnsi" w:cstheme="minorHAnsi"/>
+          <w:lang w:val="en-IN"/>
+        </w:rPr>
+      </w:pPr>
+      <w:r>
+        <w:rPr>
+          <w:rFonts w:asciiTheme="minorHAnsi" w:hAnsiTheme="minorHAnsi" w:cstheme="minorHAnsi"/>
+          <w:lang w:val="en-IN"/>
+        </w:rPr>
+        <w:t xml:space="preserve">Implemented continuous video recording with camera controls, audio capture, recording-quality options, and </w:t>
+      </w:r>
+      <w:r>
+        <w:rPr>
+          <w:rFonts w:asciiTheme="minorHAnsi" w:hAnsiTheme="minorHAnsi" w:cstheme="minorHAnsi"/>
+          <w:b/>
+          <w:bCs/>
+          <w:lang w:val="en-IN"/>
+        </w:rPr>
+        <w:t>local MP4 storage</w:t>
+      </w:r>
+      <w:r>
+        <w:rPr>
+          <w:rFonts w:asciiTheme="minorHAnsi" w:hAnsiTheme="minorHAnsi" w:cstheme="minorHAnsi"/>
+          <w:lang w:val="en-IN"/>
+        </w:rPr>
+        <w:t xml:space="preserve">. </w:t>
+      </w:r>
+    </w:p>
+    <w:p>
+      <w:pPr>
+        <w:numPr>
+          <w:ilvl w:val="0"/>
+          <w:numId w:val="5"/>
+        </w:numPr>
+        <w:spacing w:after="40"/>
+        <w:rPr>
+          <w:rFonts w:asciiTheme="minorHAnsi" w:hAnsiTheme="minorHAnsi" w:cstheme="minorHAnsi"/>
+          <w:lang w:val="en-IN"/>
+        </w:rPr>
+      </w:pPr>
+      <w:r>
+        <w:rPr>
+          <w:rFonts w:asciiTheme="minorHAnsi" w:hAnsiTheme="minorHAnsi" w:cstheme="minorHAnsi"/>
+          <w:lang w:val="en-IN"/>
+        </w:rPr>
+        <w:t xml:space="preserve">Developed a recording gallery with video previews/thumbnails and integrated Android foreground-service notifications for reliable background operation. </w:t>
+      </w:r>
+    </w:p>
+    <w:p>
+      <w:pPr>
+        <w:numPr>
+          <w:ilvl w:val="0"/>
+          <w:numId w:val="5"/>
+        </w:numPr>
+        <w:spacing w:after="40"/>
+        <w:rPr>
+          <w:rFonts w:asciiTheme="minorHAnsi" w:hAnsiTheme="minorHAnsi" w:cstheme="minorHAnsi"/>
+          <w:lang w:val="en-IN"/>
+        </w:rPr>
+      </w:pPr>
+      <w:r>
+        <w:rPr>
+          <w:rFonts w:asciiTheme="minorHAnsi" w:hAnsiTheme="minorHAnsi" w:cstheme="minorHAnsi"/>
+          <w:lang w:val="en-IN"/>
+        </w:rPr>
+        <w:t>Optimized camera preview and recording workflows to reduce lag and freezing during background/locked-screen usage.</w:t>
+      </w:r>
+    </w:p>
+    <w:p>
+      <w:pPr>
+        <w:spacing w:after="40"/>
+      </w:pPr>
+    </w:p>
+    <w:p>
+      <w:pPr>
+        <w:spacing w:after="40"/>
+      </w:pPr>
+    </w:p>
+    <w:p>
+      <w:pPr>
         <w:keepNext/>
         <w:keepLines/>
         <w:shd w:val="clear" w:color="auto" w:fill="D9D9D9"/>
@@ -1787,7 +2059,6 @@
           <w:b/>
           <w:bCs/>
         </w:rPr>
-        <w:lastRenderedPageBreak/>
         <w:t>CERTIFICATIONS</w:t>
       </w:r>
     </w:p>
@@ -2558,6 +2829,155 @@
     </w:lvl>
   </w:abstractNum>
   <w:abstractNum w:abstractNumId="2" w15:restartNumberingAfterBreak="0">
+    <w:nsid w:val="4BCF15CC"/>
+    <w:multiLevelType w:val="multilevel"/>
+    <w:tmpl w:val="DD663954"/>
+    <w:lvl w:ilvl="0">
+      <w:start w:val="1"/>
+      <w:numFmt w:val="bullet"/>
+      <w:lvlText w:val=""/>
+      <w:lvlJc w:val="left"/>
+      <w:pPr>
+        <w:tabs>
+          <w:tab w:val="num" w:pos="720"/>
+        </w:tabs>
+        <w:ind w:left="720" w:hanging="360"/>
+      </w:pPr>
+      <w:rPr>
+        <w:rFonts w:ascii="Symbol" w:hAnsi="Symbol" w:hint="default"/>
+        <w:sz w:val="20"/>
+      </w:rPr>
+    </w:lvl>
+    <w:lvl w:ilvl="1" w:tentative="1">
+      <w:start w:val="1"/>
+      <w:numFmt w:val="bullet"/>
+      <w:lvlText w:val="o"/>
+      <w:lvlJc w:val="left"/>
+      <w:pPr>
+        <w:tabs>
+          <w:tab w:val="num" w:pos="1440"/>
+        </w:tabs>
+        <w:ind w:left="1440" w:hanging="360"/>
+      </w:pPr>
+      <w:rPr>
+        <w:rFonts w:ascii="Courier New" w:hAnsi="Courier New" w:hint="default"/>
+        <w:sz w:val="20"/>
+      </w:rPr>
+    </w:lvl>
+    <w:lvl w:ilvl="2" w:tentative="1">
+      <w:start w:val="1"/>
+      <w:numFmt w:val="bullet"/>
+      <w:lvlText w:val=""/>
+      <w:lvlJc w:val="left"/>
+      <w:pPr>
+        <w:tabs>
+          <w:tab w:val="num" w:pos="2160"/>
+        </w:tabs>
+        <w:ind w:left="2160" w:hanging="360"/>
+      </w:pPr>
+      <w:rPr>
+        <w:rFonts w:ascii="Wingdings" w:hAnsi="Wingdings" w:hint="default"/>
+        <w:sz w:val="20"/>
+      </w:rPr>
+    </w:lvl>
+    <w:lvl w:ilvl="3" w:tentative="1">
+      <w:start w:val="1"/>
+      <w:numFmt w:val="bullet"/>
+      <w:lvlText w:val=""/>
+      <w:lvlJc w:val="left"/>
+      <w:pPr>
+        <w:tabs>
+          <w:tab w:val="num" w:pos="2880"/>
+        </w:tabs>
+        <w:ind w:left="2880" w:hanging="360"/>
+      </w:pPr>
+      <w:rPr>
+        <w:rFonts w:ascii="Wingdings" w:hAnsi="Wingdings" w:hint="default"/>
+        <w:sz w:val="20"/>
+      </w:rPr>
+    </w:lvl>
+    <w:lvl w:ilvl="4" w:tentative="1">
+      <w:start w:val="1"/>
+      <w:numFmt w:val="bullet"/>
+      <w:lvlText w:val=""/>
+      <w:lvlJc w:val="left"/>
+      <w:pPr>
+        <w:tabs>
+          <w:tab w:val="num" w:pos="3600"/>
+        </w:tabs>
+        <w:ind w:left="3600" w:hanging="360"/>
+      </w:pPr>
+      <w:rPr>
+        <w:rFonts w:ascii="Wingdings" w:hAnsi="Wingdings" w:hint="default"/>
+        <w:sz w:val="20"/>
+      </w:rPr>
+    </w:lvl>
+    <w:lvl w:ilvl="5" w:tentative="1">
+      <w:start w:val="1"/>
+      <w:numFmt w:val="bullet"/>
+      <w:lvlText w:val=""/>
+      <w:lvlJc w:val="left"/>
+      <w:pPr>
+        <w:tabs>
+          <w:tab w:val="num" w:pos="4320"/>
+        </w:tabs>
+        <w:ind w:left="4320" w:hanging="360"/>
+      </w:pPr>
+      <w:rPr>
+        <w:rFonts w:ascii="Wingdings" w:hAnsi="Wingdings" w:hint="default"/>
+        <w:sz w:val="20"/>
+      </w:rPr>
+    </w:lvl>
+    <w:lvl w:ilvl="6" w:tentative="1">
+      <w:start w:val="1"/>
+      <w:numFmt w:val="bullet"/>
+      <w:lvlText w:val=""/>
+      <w:lvlJc w:val="left"/>
+      <w:pPr>
+        <w:tabs>
+          <w:tab w:val="num" w:pos="5040"/>
+        </w:tabs>
+        <w:ind w:left="5040" w:hanging="360"/>
+      </w:pPr>
+      <w:rPr>
+        <w:rFonts w:ascii="Wingdings" w:hAnsi="Wingdings" w:hint="default"/>
+        <w:sz w:val="20"/>
+      </w:rPr>
+    </w:lvl>
+    <w:lvl w:ilvl="7" w:tentative="1">
+      <w:start w:val="1"/>
+      <w:numFmt w:val="bullet"/>
+      <w:lvlText w:val=""/>
+      <w:lvlJc w:val="left"/>
+      <w:pPr>
+        <w:tabs>
+          <w:tab w:val="num" w:pos="5760"/>
+        </w:tabs>
+        <w:ind w:left="5760" w:hanging="360"/>
+      </w:pPr>
+      <w:rPr>
+        <w:rFonts w:ascii="Wingdings" w:hAnsi="Wingdings" w:hint="default"/>
+        <w:sz w:val="20"/>
+      </w:rPr>
+    </w:lvl>
+    <w:lvl w:ilvl="8" w:tentative="1">
+      <w:start w:val="1"/>
+      <w:numFmt w:val="bullet"/>
+      <w:lvlText w:val=""/>
+      <w:lvlJc w:val="left"/>
+      <w:pPr>
+        <w:tabs>
+          <w:tab w:val="num" w:pos="6480"/>
+        </w:tabs>
+        <w:ind w:left="6480" w:hanging="360"/>
+      </w:pPr>
+      <w:rPr>
+        <w:rFonts w:ascii="Wingdings" w:hAnsi="Wingdings" w:hint="default"/>
+        <w:sz w:val="20"/>
+      </w:rPr>
+    </w:lvl>
+  </w:abstractNum>
+  <w:abstractNum w:abstractNumId="3" w15:restartNumberingAfterBreak="0">
     <w:nsid w:val="5B005881"/>
     <w:multiLevelType w:val="hybridMultilevel"/>
     <w:tmpl w:val="4E72BC9C"/>
@@ -2611,7 +3031,7 @@
       <w:lvlJc w:val="left"/>
     </w:lvl>
   </w:abstractNum>
-  <w:abstractNum w:abstractNumId="3" w15:restartNumberingAfterBreak="0">
+  <w:abstractNum w:abstractNumId="4" w15:restartNumberingAfterBreak="0">
     <w:nsid w:val="68A955FA"/>
     <w:multiLevelType w:val="hybridMultilevel"/>
     <w:tmpl w:val="25EACFE4"/>
@@ -2731,7 +3151,7 @@
     </w:lvlOverride>
   </w:num>
   <w:num w:numId="2" w16cid:durableId="1551922233">
-    <w:abstractNumId w:val="2"/>
+    <w:abstractNumId w:val="3"/>
     <w:lvlOverride w:ilvl="0">
       <w:startOverride w:val="1"/>
     </w:lvlOverride>
@@ -2740,7 +3160,10 @@
     <w:abstractNumId w:val="1"/>
   </w:num>
   <w:num w:numId="4" w16cid:durableId="730545347">
-    <w:abstractNumId w:val="3"/>
+    <w:abstractNumId w:val="4"/>
+  </w:num>
+  <w:num w:numId="5" w16cid:durableId="1586648844">
+    <w:abstractNumId w:val="2"/>
   </w:num>
 </w:numbering>
 </file>
@@ -3225,7 +3648,6 @@
   <w:style w:type="character" w:default="1" w:styleId="DefaultParagraphFont">
     <w:name w:val="Default Paragraph Font"/>
     <w:uiPriority w:val="1"/>
-    <w:semiHidden/>
     <w:unhideWhenUsed/>
   </w:style>
   <w:style w:type="table" w:default="1" w:styleId="TableNormal">

--- a/public/resume.docx
+++ b/public/resume.docx
@@ -597,7 +597,23 @@
           <w:sz w:val="19"/>
           <w:szCs w:val="19"/>
         </w:rPr>
-        <w:t xml:space="preserve">                                                                                                                                2025 - </w:t>
+        <w:t xml:space="preserve">                                                                                                                                </w:t>
+      </w:r>
+      <w:r>
+        <w:rPr>
+          <w:rFonts w:ascii="Calibri" w:eastAsia="Calibri" w:hAnsi="Calibri" w:cs="Calibri"/>
+          <w:sz w:val="19"/>
+          <w:szCs w:val="19"/>
+        </w:rPr>
+        <w:t xml:space="preserve">      </w:t>
+      </w:r>
+      <w:r>
+        <w:rPr>
+          <w:rFonts w:ascii="Calibri" w:eastAsia="Calibri" w:hAnsi="Calibri" w:cs="Calibri"/>
+          <w:sz w:val="19"/>
+          <w:szCs w:val="19"/>
+        </w:rPr>
+        <w:t xml:space="preserve">2025 - </w:t>
       </w:r>
       <w:proofErr w:type="gramStart"/>
       <w:r>
@@ -606,7 +622,15 @@
           <w:sz w:val="19"/>
           <w:szCs w:val="19"/>
         </w:rPr>
-        <w:t>Present  |</w:t>
+        <w:t xml:space="preserve">Present  </w:t>
+      </w:r>
+      <w:r>
+        <w:rPr>
+          <w:rFonts w:ascii="Calibri" w:eastAsia="Calibri" w:hAnsi="Calibri" w:cs="Calibri"/>
+          <w:sz w:val="19"/>
+          <w:szCs w:val="19"/>
+        </w:rPr>
+        <w:t>|</w:t>
       </w:r>
       <w:proofErr w:type="gramEnd"/>
       <w:r>
@@ -615,17 +639,17 @@
           <w:sz w:val="19"/>
           <w:szCs w:val="19"/>
         </w:rPr>
-        <w:t xml:space="preserve">  </w:t>
-      </w:r>
-      <w:r>
-        <w:rPr>
-          <w:rFonts w:ascii="Calibri" w:eastAsia="Calibri" w:hAnsi="Calibri" w:cs="Calibri"/>
-          <w:b/>
-          <w:bCs/>
-          <w:sz w:val="19"/>
-          <w:szCs w:val="19"/>
-        </w:rPr>
-        <w:t>CGPA – 6.9</w:t>
+        <w:t xml:space="preserve"> </w:t>
+      </w:r>
+      <w:r>
+        <w:rPr>
+          <w:rFonts w:ascii="Calibri" w:eastAsia="Calibri" w:hAnsi="Calibri" w:cs="Calibri"/>
+          <w:b/>
+          <w:bCs/>
+          <w:sz w:val="19"/>
+          <w:szCs w:val="19"/>
+        </w:rPr>
+        <w:t>Pursing</w:t>
       </w:r>
     </w:p>
     <w:p>
@@ -3648,6 +3672,7 @@
   <w:style w:type="character" w:default="1" w:styleId="DefaultParagraphFont">
     <w:name w:val="Default Paragraph Font"/>
     <w:uiPriority w:val="1"/>
+    <w:semiHidden/>
     <w:unhideWhenUsed/>
   </w:style>
   <w:style w:type="table" w:default="1" w:styleId="TableNormal">

--- a/public/resume.docx
+++ b/public/resume.docx
@@ -176,22 +176,22 @@
                 <w:noProof/>
               </w:rPr>
               <w:drawing>
-                <wp:anchor distT="0" distB="0" distL="114300" distR="114300" simplePos="0" relativeHeight="251658240" behindDoc="1" locked="0" layoutInCell="1" allowOverlap="1" wp14:anchorId="6DC6A3A1" wp14:editId="4449EF71">
+                <wp:anchor distT="0" distB="0" distL="114300" distR="114300" simplePos="0" relativeHeight="251658240" behindDoc="1" locked="0" layoutInCell="1" allowOverlap="1" wp14:anchorId="6DC6A3A1" wp14:editId="57C7BFAC">
                   <wp:simplePos x="0" y="0"/>
                   <wp:positionH relativeFrom="column">
-                    <wp:posOffset>184150</wp:posOffset>
+                    <wp:posOffset>209550</wp:posOffset>
                   </wp:positionH>
                   <wp:positionV relativeFrom="paragraph">
                     <wp:posOffset>-1021715</wp:posOffset>
                   </wp:positionV>
-                  <wp:extent cx="827405" cy="1034415"/>
-                  <wp:effectExtent l="0" t="0" r="0" b="0"/>
+                  <wp:extent cx="775335" cy="1034415"/>
+                  <wp:effectExtent l="0" t="0" r="5715" b="0"/>
                   <wp:wrapTight wrapText="bothSides">
                     <wp:wrapPolygon edited="0">
                       <wp:start x="0" y="0"/>
                       <wp:lineTo x="0" y="21083"/>
-                      <wp:lineTo x="20887" y="21083"/>
-                      <wp:lineTo x="20887" y="0"/>
+                      <wp:lineTo x="21229" y="21083"/>
+                      <wp:lineTo x="21229" y="0"/>
                       <wp:lineTo x="0" y="0"/>
                     </wp:wrapPolygon>
                   </wp:wrapTight>
@@ -223,7 +223,7 @@
                         <pic:spPr bwMode="auto">
                           <a:xfrm>
                             <a:off x="0" y="0"/>
-                            <a:ext cx="827405" cy="1034415"/>
+                            <a:ext cx="775335" cy="1034415"/>
                           </a:xfrm>
                           <a:prstGeom prst="rect">
                             <a:avLst/>
@@ -597,23 +597,7 @@
           <w:sz w:val="19"/>
           <w:szCs w:val="19"/>
         </w:rPr>
-        <w:t xml:space="preserve">                                                                                                                                </w:t>
-      </w:r>
-      <w:r>
-        <w:rPr>
-          <w:rFonts w:ascii="Calibri" w:eastAsia="Calibri" w:hAnsi="Calibri" w:cs="Calibri"/>
-          <w:sz w:val="19"/>
-          <w:szCs w:val="19"/>
-        </w:rPr>
-        <w:t xml:space="preserve">      </w:t>
-      </w:r>
-      <w:r>
-        <w:rPr>
-          <w:rFonts w:ascii="Calibri" w:eastAsia="Calibri" w:hAnsi="Calibri" w:cs="Calibri"/>
-          <w:sz w:val="19"/>
-          <w:szCs w:val="19"/>
-        </w:rPr>
-        <w:t xml:space="preserve">2025 - </w:t>
+        <w:t xml:space="preserve">                                                                                                                                2025 - </w:t>
       </w:r>
       <w:proofErr w:type="gramStart"/>
       <w:r>
@@ -622,15 +606,7 @@
           <w:sz w:val="19"/>
           <w:szCs w:val="19"/>
         </w:rPr>
-        <w:t xml:space="preserve">Present  </w:t>
-      </w:r>
-      <w:r>
-        <w:rPr>
-          <w:rFonts w:ascii="Calibri" w:eastAsia="Calibri" w:hAnsi="Calibri" w:cs="Calibri"/>
-          <w:sz w:val="19"/>
-          <w:szCs w:val="19"/>
-        </w:rPr>
-        <w:t>|</w:t>
+        <w:t>Present  |</w:t>
       </w:r>
       <w:proofErr w:type="gramEnd"/>
       <w:r>
@@ -639,17 +615,17 @@
           <w:sz w:val="19"/>
           <w:szCs w:val="19"/>
         </w:rPr>
-        <w:t xml:space="preserve"> </w:t>
-      </w:r>
-      <w:r>
-        <w:rPr>
-          <w:rFonts w:ascii="Calibri" w:eastAsia="Calibri" w:hAnsi="Calibri" w:cs="Calibri"/>
-          <w:b/>
-          <w:bCs/>
-          <w:sz w:val="19"/>
-          <w:szCs w:val="19"/>
-        </w:rPr>
-        <w:t>Pursing</w:t>
+        <w:t xml:space="preserve">  </w:t>
+      </w:r>
+      <w:r>
+        <w:rPr>
+          <w:rFonts w:ascii="Calibri" w:eastAsia="Calibri" w:hAnsi="Calibri" w:cs="Calibri"/>
+          <w:b/>
+          <w:bCs/>
+          <w:sz w:val="19"/>
+          <w:szCs w:val="19"/>
+        </w:rPr>
+        <w:t>CGPA – 6.9</w:t>
       </w:r>
     </w:p>
     <w:p>
